--- a/docs/thesis/diplomaDocumentAT.docx
+++ b/docs/thesis/diplomaDocumentAT.docx
@@ -193,7 +193,7 @@
         <mc:AlternateContent>
           <mc:Choice Requires="wps">
             <w:drawing>
-              <wp:anchor behindDoc="1" distT="635" distB="0" distL="635" distR="0" simplePos="0" locked="0" layoutInCell="0" allowOverlap="1" relativeHeight="31">
+              <wp:anchor behindDoc="1" distT="635" distB="0" distL="635" distR="0" simplePos="0" locked="0" layoutInCell="0" allowOverlap="1" relativeHeight="55">
                 <wp:simplePos x="0" y="0"/>
                 <wp:positionH relativeFrom="margin">
                   <wp:align>right</wp:align>
@@ -359,7 +359,7 @@
         <mc:AlternateContent>
           <mc:Choice Requires="wps">
             <w:drawing>
-              <wp:anchor behindDoc="0" distT="635" distB="0" distL="0" distR="0" simplePos="0" locked="0" layoutInCell="1" allowOverlap="1" relativeHeight="33">
+              <wp:anchor behindDoc="0" distT="635" distB="0" distL="0" distR="0" simplePos="0" locked="0" layoutInCell="1" allowOverlap="1" relativeHeight="57">
                 <wp:simplePos x="0" y="0"/>
                 <wp:positionH relativeFrom="column">
                   <wp:posOffset>2528570</wp:posOffset>
@@ -696,11 +696,6 @@
                 <w:rStyle w:val="IndexLink"/>
               </w:rPr>
               <w:t>1. INTRODUCTION</w:t>
-            </w:r>
-            <w:r>
-              <w:rPr>
-                <w:rStyle w:val="IndexLink"/>
-              </w:rPr>
               <w:tab/>
               <w:t>3</w:t>
             </w:r>
@@ -835,12 +830,12 @@
             </w:tabs>
             <w:rPr/>
           </w:pPr>
-          <w:hyperlink w:anchor="__RefHeading___Toc386_1229224459">
+          <w:hyperlink w:anchor="__RefHeading___Toc320_1138037686">
             <w:r>
               <w:rPr>
                 <w:rStyle w:val="IndexLink"/>
               </w:rPr>
-              <w:t>SOURCES</w:t>
+              <w:t>4. SYSTEM IMPLEMENTATION</w:t>
               <w:tab/>
               <w:t>13</w:t>
             </w:r>
@@ -855,6 +850,266 @@
             </w:tabs>
             <w:rPr/>
           </w:pPr>
+          <w:hyperlink w:anchor="__RefHeading___Toc322_1138037686">
+            <w:r>
+              <w:rPr>
+                <w:rStyle w:val="IndexLink"/>
+              </w:rPr>
+              <w:t>4.1. Project Structure and Technology Stack</w:t>
+              <w:tab/>
+              <w:t>13</w:t>
+            </w:r>
+          </w:hyperlink>
+        </w:p>
+        <w:p>
+          <w:pPr>
+            <w:pStyle w:val="TOC1"/>
+            <w:tabs>
+              <w:tab w:val="clear" w:pos="850"/>
+              <w:tab w:val="right" w:pos="9070" w:leader="dot"/>
+            </w:tabs>
+            <w:rPr/>
+          </w:pPr>
+          <w:hyperlink w:anchor="__RefHeading___Toc324_1138037686">
+            <w:r>
+              <w:rPr>
+                <w:rStyle w:val="IndexLink"/>
+              </w:rPr>
+              <w:t>4.2. Database Schema and Repository Layer</w:t>
+              <w:tab/>
+              <w:t>13</w:t>
+            </w:r>
+          </w:hyperlink>
+        </w:p>
+        <w:p>
+          <w:pPr>
+            <w:pStyle w:val="TOC1"/>
+            <w:tabs>
+              <w:tab w:val="clear" w:pos="850"/>
+              <w:tab w:val="right" w:pos="9070" w:leader="dot"/>
+            </w:tabs>
+            <w:rPr/>
+          </w:pPr>
+          <w:hyperlink w:anchor="__RefHeading___Toc326_1138037686">
+            <w:r>
+              <w:rPr>
+                <w:rStyle w:val="IndexLink"/>
+              </w:rPr>
+              <w:t>4.3. JADE Agent Implementation</w:t>
+              <w:tab/>
+              <w:t>14</w:t>
+            </w:r>
+          </w:hyperlink>
+        </w:p>
+        <w:p>
+          <w:pPr>
+            <w:pStyle w:val="TOC1"/>
+            <w:tabs>
+              <w:tab w:val="clear" w:pos="850"/>
+              <w:tab w:val="right" w:pos="9070" w:leader="dot"/>
+            </w:tabs>
+            <w:rPr/>
+          </w:pPr>
+          <w:hyperlink w:anchor="__RefHeading___Toc328_1138037686">
+            <w:r>
+              <w:rPr>
+                <w:rStyle w:val="IndexLink"/>
+              </w:rPr>
+              <w:t>4.4. Task Execution Layer</w:t>
+              <w:tab/>
+              <w:t>15</w:t>
+            </w:r>
+          </w:hyperlink>
+        </w:p>
+        <w:p>
+          <w:pPr>
+            <w:pStyle w:val="TOC1"/>
+            <w:tabs>
+              <w:tab w:val="clear" w:pos="850"/>
+              <w:tab w:val="right" w:pos="9070" w:leader="dot"/>
+            </w:tabs>
+            <w:rPr/>
+          </w:pPr>
+          <w:hyperlink w:anchor="__RefHeading___Toc330_1138037686">
+            <w:r>
+              <w:rPr>
+                <w:rStyle w:val="IndexLink"/>
+              </w:rPr>
+              <w:t>4.5. Web Dashboard</w:t>
+              <w:tab/>
+              <w:t>15</w:t>
+            </w:r>
+          </w:hyperlink>
+        </w:p>
+        <w:p>
+          <w:pPr>
+            <w:pStyle w:val="TOC1"/>
+            <w:tabs>
+              <w:tab w:val="clear" w:pos="850"/>
+              <w:tab w:val="right" w:pos="9070" w:leader="dot"/>
+            </w:tabs>
+            <w:rPr/>
+          </w:pPr>
+          <w:hyperlink w:anchor="__RefHeading___Toc332_1138037686">
+            <w:r>
+              <w:rPr>
+                <w:rStyle w:val="IndexLink"/>
+              </w:rPr>
+              <w:t>4.6. Running and Testing the System</w:t>
+              <w:tab/>
+              <w:t>16</w:t>
+            </w:r>
+          </w:hyperlink>
+        </w:p>
+        <w:p>
+          <w:pPr>
+            <w:pStyle w:val="TOC1"/>
+            <w:tabs>
+              <w:tab w:val="clear" w:pos="850"/>
+              <w:tab w:val="right" w:pos="9070" w:leader="dot"/>
+            </w:tabs>
+            <w:rPr/>
+          </w:pPr>
+          <w:hyperlink w:anchor="__RefHeading___Toc399_1138037686">
+            <w:r>
+              <w:rPr>
+                <w:rStyle w:val="IndexLink"/>
+              </w:rPr>
+              <w:t>5. DEMONSTRATION AND RESULTS</w:t>
+              <w:tab/>
+              <w:t>17</w:t>
+            </w:r>
+          </w:hyperlink>
+        </w:p>
+        <w:p>
+          <w:pPr>
+            <w:pStyle w:val="TOC1"/>
+            <w:tabs>
+              <w:tab w:val="clear" w:pos="850"/>
+              <w:tab w:val="right" w:pos="9070" w:leader="dot"/>
+            </w:tabs>
+            <w:rPr/>
+          </w:pPr>
+          <w:hyperlink w:anchor="__RefHeading___Toc401_1138037686">
+            <w:r>
+              <w:rPr>
+                <w:rStyle w:val="IndexLink"/>
+              </w:rPr>
+              <w:t>5.1. Demonstration Setup</w:t>
+              <w:tab/>
+              <w:t>17</w:t>
+            </w:r>
+          </w:hyperlink>
+        </w:p>
+        <w:p>
+          <w:pPr>
+            <w:pStyle w:val="TOC1"/>
+            <w:tabs>
+              <w:tab w:val="clear" w:pos="850"/>
+              <w:tab w:val="right" w:pos="9070" w:leader="dot"/>
+            </w:tabs>
+            <w:rPr/>
+          </w:pPr>
+          <w:hyperlink w:anchor="__RefHeading___Toc403_1138037686">
+            <w:r>
+              <w:rPr>
+                <w:rStyle w:val="IndexLink"/>
+              </w:rPr>
+              <w:t>5.2. Demonstration Task Set</w:t>
+              <w:tab/>
+              <w:t>18</w:t>
+            </w:r>
+          </w:hyperlink>
+        </w:p>
+        <w:p>
+          <w:pPr>
+            <w:pStyle w:val="TOC1"/>
+            <w:tabs>
+              <w:tab w:val="clear" w:pos="850"/>
+              <w:tab w:val="right" w:pos="9070" w:leader="dot"/>
+            </w:tabs>
+            <w:rPr/>
+          </w:pPr>
+          <w:hyperlink w:anchor="__RefHeading___Toc405_1138037686">
+            <w:r>
+              <w:rPr>
+                <w:rStyle w:val="IndexLink"/>
+              </w:rPr>
+              <w:t>5.3. Execution Results</w:t>
+              <w:tab/>
+              <w:t>18</w:t>
+            </w:r>
+          </w:hyperlink>
+        </w:p>
+        <w:p>
+          <w:pPr>
+            <w:pStyle w:val="TOC1"/>
+            <w:tabs>
+              <w:tab w:val="clear" w:pos="850"/>
+              <w:tab w:val="right" w:pos="9070" w:leader="dot"/>
+            </w:tabs>
+            <w:rPr/>
+          </w:pPr>
+          <w:hyperlink w:anchor="__RefHeading___Toc407_1138037686">
+            <w:r>
+              <w:rPr>
+                <w:rStyle w:val="IndexLink"/>
+              </w:rPr>
+              <w:t>5.4. Dashboard Observation</w:t>
+              <w:tab/>
+              <w:t>19</w:t>
+            </w:r>
+          </w:hyperlink>
+        </w:p>
+        <w:p>
+          <w:pPr>
+            <w:pStyle w:val="TOC1"/>
+            <w:tabs>
+              <w:tab w:val="clear" w:pos="850"/>
+              <w:tab w:val="right" w:pos="9070" w:leader="dot"/>
+            </w:tabs>
+            <w:rPr/>
+          </w:pPr>
+          <w:hyperlink w:anchor="__RefHeading___Toc409_1138037686">
+            <w:r>
+              <w:rPr>
+                <w:rStyle w:val="IndexLink"/>
+              </w:rPr>
+              <w:t>5.5. Test Results</w:t>
+              <w:tab/>
+              <w:t>20</w:t>
+            </w:r>
+          </w:hyperlink>
+        </w:p>
+        <w:p>
+          <w:pPr>
+            <w:pStyle w:val="TOC1"/>
+            <w:tabs>
+              <w:tab w:val="clear" w:pos="850"/>
+              <w:tab w:val="right" w:pos="9070" w:leader="dot"/>
+            </w:tabs>
+            <w:rPr/>
+          </w:pPr>
+          <w:hyperlink w:anchor="__RefHeading___Toc386_1229224459">
+            <w:r>
+              <w:rPr>
+                <w:rStyle w:val="IndexLink"/>
+              </w:rPr>
+              <w:t>SOURCES</w:t>
+              <w:tab/>
+              <w:t>22</w:t>
+            </w:r>
+          </w:hyperlink>
+        </w:p>
+        <w:p>
+          <w:pPr>
+            <w:pStyle w:val="TOC1"/>
+            <w:tabs>
+              <w:tab w:val="clear" w:pos="850"/>
+              <w:tab w:val="right" w:pos="9070" w:leader="dot"/>
+            </w:tabs>
+            <w:rPr/>
+          </w:pPr>
           <w:hyperlink w:anchor="__RefHeading___Toc388_1229224459">
             <w:r>
               <w:rPr>
@@ -862,7 +1117,7 @@
               </w:rPr>
               <w:t>APPENDIX</w:t>
               <w:tab/>
-              <w:t>14</w:t>
+              <w:t>23</w:t>
             </w:r>
           </w:hyperlink>
           <w:r>
@@ -925,8 +1180,8 @@
         </w:rPr>
         <w:t>1</w:t>
       </w:r>
-      <w:bookmarkStart w:id="1" w:name="_Toc1265"/>
-      <w:bookmarkStart w:id="2" w:name="_Toc21834"/>
+      <w:bookmarkStart w:id="1" w:name="_Toc21834"/>
+      <w:bookmarkStart w:id="2" w:name="_Toc1265"/>
       <w:r>
         <w:rPr>
           <w:lang w:val="en-US"/>
@@ -1183,21 +1438,6 @@
     </w:p>
     <w:p>
       <w:pPr>
-        <w:pStyle w:val="Normal"/>
-        <w:bidi w:val="0"/>
-        <w:ind w:firstLine="850"/>
-        <w:rPr>
-          <w:rFonts w:ascii="Times New Roman" w:hAnsi="Times New Roman" w:cs="Times New Roman"/>
-        </w:rPr>
-      </w:pPr>
-      <w:r>
-        <w:rPr>
-          <w:rFonts w:cs="Times New Roman"/>
-        </w:rPr>
-      </w:r>
-    </w:p>
-    <w:p>
-      <w:pPr>
         <w:pStyle w:val="Heading1"/>
         <w:ind w:hanging="0" w:left="0"/>
         <w:jc w:val="left"/>
@@ -1209,8 +1449,8 @@
         <w:rPr/>
         <w:t>2</w:t>
       </w:r>
-      <w:bookmarkStart w:id="4" w:name="_Toc12403"/>
-      <w:bookmarkStart w:id="5" w:name="_Toc32017"/>
+      <w:bookmarkStart w:id="4" w:name="_Toc32017"/>
+      <w:bookmarkStart w:id="5" w:name="_Toc12403"/>
       <w:r>
         <w:rPr/>
         <w:t xml:space="preserve">. PROBLEM </w:t>
@@ -1219,7 +1459,11 @@
       <w:bookmarkEnd w:id="5"/>
       <w:r>
         <w:rPr/>
-        <w:t>DESCRIPTION</w:t>
+        <w:t xml:space="preserve">DESCRIPTION </w:t>
+      </w:r>
+      <w:r>
+        <w:rPr/>
+        <w:t>AND SCOPE</w:t>
       </w:r>
     </w:p>
     <w:p>
@@ -1619,21 +1863,6 @@
     </w:p>
     <w:p>
       <w:pPr>
-        <w:pStyle w:val="Normal"/>
-        <w:bidi w:val="0"/>
-        <w:ind w:firstLine="850"/>
-        <w:rPr>
-          <w:rFonts w:ascii="Times New Roman" w:hAnsi="Times New Roman" w:cs="Times New Roman"/>
-        </w:rPr>
-      </w:pPr>
-      <w:r>
-        <w:rPr>
-          <w:rFonts w:cs="Times New Roman"/>
-        </w:rPr>
-      </w:r>
-    </w:p>
-    <w:p>
-      <w:pPr>
         <w:pStyle w:val="Heading1"/>
         <w:ind w:hanging="0" w:left="0"/>
         <w:jc w:val="left"/>
@@ -1706,7 +1935,7 @@
         <mc:AlternateContent>
           <mc:Choice Requires="wps">
             <w:drawing>
-              <wp:anchor behindDoc="0" distT="0" distB="0" distL="0" distR="0" simplePos="0" locked="0" layoutInCell="0" allowOverlap="1" relativeHeight="35">
+              <wp:anchor behindDoc="0" distT="0" distB="0" distL="0" distR="0" simplePos="0" locked="0" layoutInCell="0" allowOverlap="1" relativeHeight="59">
                 <wp:simplePos x="0" y="0"/>
                 <wp:positionH relativeFrom="column">
                   <wp:align>center</wp:align>
@@ -1752,7 +1981,9 @@
                               <w:rPr/>
                             </w:pPr>
                             <w:r>
-                              <w:rPr/>
+                              <w:rPr>
+                                <w:color w:val="000000"/>
+                              </w:rPr>
                               <w:drawing>
                                 <wp:inline distT="0" distB="0" distL="0" distR="0">
                                   <wp:extent cx="4879340" cy="2250440"/>
@@ -1792,31 +2023,45 @@
                               </w:drawing>
                             </w:r>
                             <w:r>
-                              <w:rPr/>
+                              <w:rPr>
+                                <w:color w:val="000000"/>
+                              </w:rPr>
                               <w:t xml:space="preserve">Figure </w:t>
                             </w:r>
                             <w:r>
-                              <w:rPr/>
+                              <w:rPr>
+                                <w:color w:val="000000"/>
+                              </w:rPr>
                               <w:fldChar w:fldCharType="begin"/>
                             </w:r>
                             <w:r>
-                              <w:rPr/>
+                              <w:rPr>
+                                <w:color w:val="000000"/>
+                              </w:rPr>
                               <w:instrText xml:space="preserve"> SEQ Figure \* ARABIC </w:instrText>
                             </w:r>
                             <w:r>
-                              <w:rPr/>
+                              <w:rPr>
+                                <w:color w:val="000000"/>
+                              </w:rPr>
                               <w:fldChar w:fldCharType="separate"/>
                             </w:r>
                             <w:r>
-                              <w:rPr/>
+                              <w:rPr>
+                                <w:color w:val="000000"/>
+                              </w:rPr>
                               <w:t>1</w:t>
                             </w:r>
                             <w:r>
-                              <w:rPr/>
+                              <w:rPr>
+                                <w:color w:val="000000"/>
+                              </w:rPr>
                               <w:fldChar w:fldCharType="end"/>
                             </w:r>
                             <w:r>
-                              <w:rPr/>
+                              <w:rPr>
+                                <w:color w:val="000000"/>
+                              </w:rPr>
                               <w:t>:  Architecture Diagram</w:t>
                             </w:r>
                           </w:p>
@@ -1845,7 +2090,9 @@
                         <w:rPr/>
                       </w:pPr>
                       <w:r>
-                        <w:rPr/>
+                        <w:rPr>
+                          <w:color w:val="000000"/>
+                        </w:rPr>
                         <w:drawing>
                           <wp:inline distT="0" distB="0" distL="0" distR="0">
                             <wp:extent cx="4879340" cy="2250440"/>
@@ -1885,31 +2132,45 @@
                         </w:drawing>
                       </w:r>
                       <w:r>
-                        <w:rPr/>
+                        <w:rPr>
+                          <w:color w:val="000000"/>
+                        </w:rPr>
                         <w:t xml:space="preserve">Figure </w:t>
                       </w:r>
                       <w:r>
-                        <w:rPr/>
+                        <w:rPr>
+                          <w:color w:val="000000"/>
+                        </w:rPr>
                         <w:fldChar w:fldCharType="begin"/>
                       </w:r>
                       <w:r>
-                        <w:rPr/>
+                        <w:rPr>
+                          <w:color w:val="000000"/>
+                        </w:rPr>
                         <w:instrText xml:space="preserve"> SEQ Figure \* ARABIC </w:instrText>
                       </w:r>
                       <w:r>
-                        <w:rPr/>
+                        <w:rPr>
+                          <w:color w:val="000000"/>
+                        </w:rPr>
                         <w:fldChar w:fldCharType="separate"/>
                       </w:r>
                       <w:r>
-                        <w:rPr/>
+                        <w:rPr>
+                          <w:color w:val="000000"/>
+                        </w:rPr>
                         <w:t>1</w:t>
                       </w:r>
                       <w:r>
-                        <w:rPr/>
+                        <w:rPr>
+                          <w:color w:val="000000"/>
+                        </w:rPr>
                         <w:fldChar w:fldCharType="end"/>
                       </w:r>
                       <w:r>
-                        <w:rPr/>
+                        <w:rPr>
+                          <w:color w:val="000000"/>
+                        </w:rPr>
                         <w:t>:  Architecture Diagram</w:t>
                       </w:r>
                     </w:p>
@@ -1996,18 +2257,6 @@
       <w:r>
         <w:rPr/>
         <w:t>The database is not an agent, but it is a central part of the design. It stores task data, lifecycle status, assigned executor, attempt counters, results, errors, and timestamps. This makes the state of the system persistent and inspectable. It also prevents the message protocol from carrying all task data, because the message only needs to contain the task identifier.</w:t>
-      </w:r>
-    </w:p>
-    <w:p>
-      <w:pPr>
-        <w:pStyle w:val="Normal"/>
-        <w:bidi w:val="0"/>
-        <w:ind w:firstLine="850"/>
-        <w:jc w:val="left"/>
-        <w:rPr/>
-      </w:pPr>
-      <w:r>
-        <w:rPr/>
       </w:r>
     </w:p>
     <w:p>
@@ -2079,6 +2328,7 @@
           <w:p>
             <w:pPr>
               <w:pStyle w:val="TableContents"/>
+              <w:keepNext w:val="true"/>
               <w:spacing w:before="120" w:after="120"/>
               <w:jc w:val="center"/>
               <w:rPr>
@@ -2184,6 +2434,7 @@
           <w:p>
             <w:pPr>
               <w:pStyle w:val="TableContents"/>
+              <w:keepNext w:val="true"/>
               <w:spacing w:before="120" w:after="120"/>
               <w:jc w:val="center"/>
               <w:rPr>
@@ -2287,6 +2538,7 @@
           <w:p>
             <w:pPr>
               <w:pStyle w:val="TableContents"/>
+              <w:keepNext w:val="true"/>
               <w:spacing w:before="120" w:after="120"/>
               <w:jc w:val="center"/>
               <w:rPr>
@@ -2390,6 +2642,7 @@
           <w:p>
             <w:pPr>
               <w:pStyle w:val="TableContents"/>
+              <w:keepNext w:val="true"/>
               <w:spacing w:before="120" w:after="120"/>
               <w:jc w:val="center"/>
               <w:rPr>
@@ -2494,6 +2747,7 @@
           <w:p>
             <w:pPr>
               <w:pStyle w:val="TableContents"/>
+              <w:keepNext w:val="true"/>
               <w:spacing w:before="120" w:after="120"/>
               <w:jc w:val="center"/>
               <w:rPr>
@@ -2587,18 +2841,42 @@
     </w:tbl>
     <w:p>
       <w:pPr>
+        <w:pStyle w:val="Table"/>
+        <w:rPr/>
+      </w:pPr>
+      <w:r>
+        <w:rPr/>
+        <w:t xml:space="preserve">Table </w:t>
+      </w:r>
+      <w:r>
+        <w:rPr/>
+        <w:fldChar w:fldCharType="begin"/>
+      </w:r>
+      <w:r>
+        <w:rPr/>
+        <w:instrText xml:space="preserve"> SEQ Table \* ARABIC </w:instrText>
+      </w:r>
+      <w:r>
+        <w:rPr/>
+        <w:fldChar w:fldCharType="separate"/>
+      </w:r>
+      <w:r>
+        <w:rPr/>
+        <w:t>1</w:t>
+      </w:r>
+      <w:r>
+        <w:rPr/>
+        <w:fldChar w:fldCharType="end"/>
+      </w:r>
+      <w:r>
+        <w:rPr/>
+        <w:t>: System components and responsibilities.</w:t>
+      </w:r>
+    </w:p>
+    <w:p>
+      <w:pPr>
         <w:pStyle w:val="Heading1"/>
         <w:ind w:hanging="0" w:left="0"/>
-        <w:rPr/>
-      </w:pPr>
-      <w:r>
-        <w:rPr/>
-      </w:r>
-    </w:p>
-    <w:p>
-      <w:pPr>
-        <w:pStyle w:val="Heading1"/>
-        <w:ind w:hanging="0" w:left="0"/>
         <w:jc w:val="left"/>
         <w:rPr/>
       </w:pPr>
@@ -2680,8 +2958,8 @@
         </w:rPr>
         <w:t>3.3</w:t>
       </w:r>
-      <w:bookmarkStart w:id="12" w:name="_Toc12403_Copy_3_Copy_1_Copy_3"/>
-      <w:bookmarkStart w:id="13" w:name="_Toc32017_Copy_3_Copy_1_Copy_3"/>
+      <w:bookmarkStart w:id="12" w:name="_Toc32017_Copy_3_Copy_1_Copy_3"/>
+      <w:bookmarkStart w:id="13" w:name="_Toc12403_Copy_3_Copy_1_Copy_3"/>
       <w:r>
         <w:rPr>
           <w:lang w:val="en-US"/>
@@ -2853,7 +3131,7 @@
         <mc:AlternateContent>
           <mc:Choice Requires="wps">
             <w:drawing>
-              <wp:anchor behindDoc="0" distT="0" distB="0" distL="0" distR="0" simplePos="0" locked="0" layoutInCell="0" allowOverlap="1" relativeHeight="40">
+              <wp:anchor behindDoc="0" distT="0" distB="0" distL="0" distR="0" simplePos="0" locked="0" layoutInCell="0" allowOverlap="1" relativeHeight="65">
                 <wp:simplePos x="0" y="0"/>
                 <wp:positionH relativeFrom="column">
                   <wp:align>center</wp:align>
@@ -2899,7 +3177,9 @@
                               <w:rPr/>
                             </w:pPr>
                             <w:r>
-                              <w:rPr/>
+                              <w:rPr>
+                                <w:color w:val="000000"/>
+                              </w:rPr>
                               <w:drawing>
                                 <wp:inline distT="0" distB="0" distL="0" distR="0">
                                   <wp:extent cx="5760085" cy="5247640"/>
@@ -2939,31 +3219,45 @@
                               </w:drawing>
                             </w:r>
                             <w:r>
-                              <w:rPr/>
+                              <w:rPr>
+                                <w:color w:val="000000"/>
+                              </w:rPr>
                               <w:t xml:space="preserve">Figure </w:t>
                             </w:r>
                             <w:r>
-                              <w:rPr/>
+                              <w:rPr>
+                                <w:color w:val="000000"/>
+                              </w:rPr>
                               <w:fldChar w:fldCharType="begin"/>
                             </w:r>
                             <w:r>
-                              <w:rPr/>
+                              <w:rPr>
+                                <w:color w:val="000000"/>
+                              </w:rPr>
                               <w:instrText xml:space="preserve"> SEQ Figure \* ARABIC </w:instrText>
                             </w:r>
                             <w:r>
-                              <w:rPr/>
+                              <w:rPr>
+                                <w:color w:val="000000"/>
+                              </w:rPr>
                               <w:fldChar w:fldCharType="separate"/>
                             </w:r>
                             <w:r>
-                              <w:rPr/>
+                              <w:rPr>
+                                <w:color w:val="000000"/>
+                              </w:rPr>
                               <w:t>2</w:t>
                             </w:r>
                             <w:r>
-                              <w:rPr/>
+                              <w:rPr>
+                                <w:color w:val="000000"/>
+                              </w:rPr>
                               <w:fldChar w:fldCharType="end"/>
                             </w:r>
                             <w:r>
-                              <w:rPr/>
+                              <w:rPr>
+                                <w:color w:val="000000"/>
+                              </w:rPr>
                               <w:t>: Task assignment and execution sequence.</w:t>
                             </w:r>
                           </w:p>
@@ -2992,7 +3286,9 @@
                         <w:rPr/>
                       </w:pPr>
                       <w:r>
-                        <w:rPr/>
+                        <w:rPr>
+                          <w:color w:val="000000"/>
+                        </w:rPr>
                         <w:drawing>
                           <wp:inline distT="0" distB="0" distL="0" distR="0">
                             <wp:extent cx="5760085" cy="5247640"/>
@@ -3032,31 +3328,45 @@
                         </w:drawing>
                       </w:r>
                       <w:r>
-                        <w:rPr/>
+                        <w:rPr>
+                          <w:color w:val="000000"/>
+                        </w:rPr>
                         <w:t xml:space="preserve">Figure </w:t>
                       </w:r>
                       <w:r>
-                        <w:rPr/>
+                        <w:rPr>
+                          <w:color w:val="000000"/>
+                        </w:rPr>
                         <w:fldChar w:fldCharType="begin"/>
                       </w:r>
                       <w:r>
-                        <w:rPr/>
+                        <w:rPr>
+                          <w:color w:val="000000"/>
+                        </w:rPr>
                         <w:instrText xml:space="preserve"> SEQ Figure \* ARABIC </w:instrText>
                       </w:r>
                       <w:r>
-                        <w:rPr/>
+                        <w:rPr>
+                          <w:color w:val="000000"/>
+                        </w:rPr>
                         <w:fldChar w:fldCharType="separate"/>
                       </w:r>
                       <w:r>
-                        <w:rPr/>
+                        <w:rPr>
+                          <w:color w:val="000000"/>
+                        </w:rPr>
                         <w:t>2</w:t>
                       </w:r>
                       <w:r>
-                        <w:rPr/>
+                        <w:rPr>
+                          <w:color w:val="000000"/>
+                        </w:rPr>
                         <w:fldChar w:fldCharType="end"/>
                       </w:r>
                       <w:r>
-                        <w:rPr/>
+                        <w:rPr>
+                          <w:color w:val="000000"/>
+                        </w:rPr>
                         <w:t>: Task assignment and execution sequence.</w:t>
                       </w:r>
                     </w:p>
@@ -3238,7 +3548,7 @@
         <mc:AlternateContent>
           <mc:Choice Requires="wps">
             <w:drawing>
-              <wp:anchor behindDoc="0" distT="0" distB="0" distL="0" distR="635" simplePos="0" locked="0" layoutInCell="0" allowOverlap="1" relativeHeight="37">
+              <wp:anchor behindDoc="0" distT="0" distB="0" distL="0" distR="635" simplePos="0" locked="0" layoutInCell="0" allowOverlap="1" relativeHeight="61">
                 <wp:simplePos x="0" y="0"/>
                 <wp:positionH relativeFrom="column">
                   <wp:align>center</wp:align>
@@ -3284,7 +3594,9 @@
                               <w:rPr/>
                             </w:pPr>
                             <w:r>
-                              <w:rPr/>
+                              <w:rPr>
+                                <w:color w:val="000000"/>
+                              </w:rPr>
                               <w:drawing>
                                 <wp:inline distT="0" distB="0" distL="0" distR="0">
                                   <wp:extent cx="5760085" cy="3541395"/>
@@ -3324,31 +3636,45 @@
                               </w:drawing>
                             </w:r>
                             <w:r>
-                              <w:rPr/>
+                              <w:rPr>
+                                <w:color w:val="000000"/>
+                              </w:rPr>
                               <w:t xml:space="preserve">Figure </w:t>
                             </w:r>
                             <w:r>
-                              <w:rPr/>
+                              <w:rPr>
+                                <w:color w:val="000000"/>
+                              </w:rPr>
                               <w:fldChar w:fldCharType="begin"/>
                             </w:r>
                             <w:r>
-                              <w:rPr/>
+                              <w:rPr>
+                                <w:color w:val="000000"/>
+                              </w:rPr>
                               <w:instrText xml:space="preserve"> SEQ Figure \* ARABIC </w:instrText>
                             </w:r>
                             <w:r>
-                              <w:rPr/>
+                              <w:rPr>
+                                <w:color w:val="000000"/>
+                              </w:rPr>
                               <w:fldChar w:fldCharType="separate"/>
                             </w:r>
                             <w:r>
-                              <w:rPr/>
+                              <w:rPr>
+                                <w:color w:val="000000"/>
+                              </w:rPr>
                               <w:t>3</w:t>
                             </w:r>
                             <w:r>
-                              <w:rPr/>
+                              <w:rPr>
+                                <w:color w:val="000000"/>
+                              </w:rPr>
                               <w:fldChar w:fldCharType="end"/>
                             </w:r>
                             <w:r>
-                              <w:rPr/>
+                              <w:rPr>
+                                <w:color w:val="000000"/>
+                              </w:rPr>
                               <w:t>: Task Lifecycle Diagram</w:t>
                             </w:r>
                           </w:p>
@@ -3380,7 +3706,9 @@
                         <w:rPr/>
                       </w:pPr>
                       <w:r>
-                        <w:rPr/>
+                        <w:rPr>
+                          <w:color w:val="000000"/>
+                        </w:rPr>
                         <w:drawing>
                           <wp:inline distT="0" distB="0" distL="0" distR="0">
                             <wp:extent cx="5760085" cy="3541395"/>
@@ -3420,7 +3748,575 @@
                         </w:drawing>
                       </w:r>
                       <w:r>
+                        <w:rPr>
+                          <w:color w:val="000000"/>
+                        </w:rPr>
+                        <w:t xml:space="preserve">Figure </w:t>
+                      </w:r>
+                      <w:r>
+                        <w:rPr>
+                          <w:color w:val="000000"/>
+                        </w:rPr>
+                        <w:fldChar w:fldCharType="begin"/>
+                      </w:r>
+                      <w:r>
+                        <w:rPr>
+                          <w:color w:val="000000"/>
+                        </w:rPr>
+                        <w:instrText xml:space="preserve"> SEQ Figure \* ARABIC </w:instrText>
+                      </w:r>
+                      <w:r>
+                        <w:rPr>
+                          <w:color w:val="000000"/>
+                        </w:rPr>
+                        <w:fldChar w:fldCharType="separate"/>
+                      </w:r>
+                      <w:r>
+                        <w:rPr>
+                          <w:color w:val="000000"/>
+                        </w:rPr>
+                        <w:t>3</w:t>
+                      </w:r>
+                      <w:r>
+                        <w:rPr>
+                          <w:color w:val="000000"/>
+                        </w:rPr>
+                        <w:fldChar w:fldCharType="end"/>
+                      </w:r>
+                      <w:r>
+                        <w:rPr>
+                          <w:color w:val="000000"/>
+                        </w:rPr>
+                        <w:t>: Task Lifecycle Diagram</w:t>
+                      </w:r>
+                    </w:p>
+                  </w:txbxContent>
+                </v:textbox>
+                <w10:wrap type="topAndBottom"/>
+              </v:rect>
+            </w:pict>
+          </mc:Fallback>
+        </mc:AlternateContent>
+      </w:r>
+      <w:r>
+        <w:rPr/>
+        <w:t>Note: Repeated state boxes represent the same lifecycle states and are shown only to keep the transition arrows readable.</w:t>
+      </w:r>
+    </w:p>
+    <w:p>
+      <w:pPr>
+        <w:pStyle w:val="Normal"/>
+        <w:bidi w:val="0"/>
+        <w:ind w:firstLine="850"/>
+        <w:jc w:val="left"/>
+        <w:rPr/>
+      </w:pPr>
+      <w:r>
+        <w:rPr/>
+      </w:r>
+    </w:p>
+    <w:p>
+      <w:pPr>
+        <w:pStyle w:val="Normal"/>
+        <w:bidi w:val="0"/>
+        <w:ind w:firstLine="850"/>
+        <w:jc w:val="left"/>
+        <w:rPr/>
+      </w:pPr>
+      <w:r>
+        <w:rPr/>
+        <w:t>Task state transitions are implemented as conditional PostgreSQL updates. Each operation verifies the expected current status and, where necessary, the assigned executor. If those conditions no longer match, the update does not modify the task. This prevents an executor from starting a task assigned to another agent and reduces the risk of invalid or duplicated transitions. PostgreSQL transactions ensure that related database operations are treated as complete units [4].</w:t>
+      </w:r>
+    </w:p>
+    <w:p>
+      <w:pPr>
+        <w:pStyle w:val="Normal"/>
+        <w:bidi w:val="0"/>
+        <w:ind w:firstLine="850"/>
+        <w:jc w:val="left"/>
+        <w:rPr/>
+      </w:pPr>
+      <w:r>
+        <w:rPr/>
+        <w:t>The system additionally maintains a structured lifecycle history in the task_events table. A PostgreSQL trigger records task creation and each status transition, including assignment, execution start, completion, failure, retry scheduling, recovery, and cancellation. PostgreSQL triggers execute as part of the same transaction as the statement that activated them, meaning that the task update and its corresponding event are committed or rolled back together [10]. This event history makes task execution traceable and supports monitoring and later analysis.</w:t>
+      </w:r>
+    </w:p>
+    <w:p>
+      <w:pPr>
+        <w:pStyle w:val="Normal"/>
+        <w:bidi w:val="0"/>
+        <w:ind w:firstLine="850"/>
+        <w:jc w:val="left"/>
+        <w:rPr/>
+      </w:pPr>
+      <w:r>
+        <w:rPr/>
+      </w:r>
+    </w:p>
+    <w:p>
+      <w:pPr>
+        <w:pStyle w:val="Heading1"/>
+        <w:jc w:val="left"/>
+        <w:rPr/>
+      </w:pPr>
+      <w:bookmarkStart w:id="15" w:name="__RefHeading___Toc320_1138037686"/>
+      <w:bookmarkEnd w:id="15"/>
+      <w:r>
+        <w:rPr/>
+        <w:t>4. SYSTEM IMPLEMENTATION</w:t>
+      </w:r>
+    </w:p>
+    <w:p>
+      <w:pPr>
+        <w:pStyle w:val="Normal"/>
+        <w:bidi w:val="0"/>
+        <w:ind w:hanging="0"/>
+        <w:jc w:val="left"/>
+        <w:rPr/>
+      </w:pPr>
+      <w:r>
+        <w:rPr/>
+        <w:tab/>
+        <w:t>This chapter describes the implementation of the multi-agent task scheduling system. The implementation is divided into several cooperating layers: a PostgreSQL database layer, a Java-based JADE agent layer, a task execution layer, Python task modules, command-line support scripts, and a web dashboard. The database stores task state and lifecycle history. The JADE agents perform scheduling and execution. The dashboard provides a visual interface for observing the queue, creating tasks, and inspecting task results.</w:t>
+      </w:r>
+    </w:p>
+    <w:p>
+      <w:pPr>
+        <w:pStyle w:val="Heading1"/>
+        <w:jc w:val="left"/>
+        <w:rPr/>
+      </w:pPr>
+      <w:bookmarkStart w:id="16" w:name="__RefHeading___Toc322_1138037686"/>
+      <w:bookmarkEnd w:id="16"/>
+      <w:r>
+        <w:rPr/>
+        <w:t>4.1. Project Structure and Technology Stack</w:t>
+      </w:r>
+    </w:p>
+    <w:p>
+      <w:pPr>
+        <w:pStyle w:val="Normal"/>
+        <w:bidi w:val="0"/>
+        <w:ind w:hanging="0"/>
+        <w:jc w:val="left"/>
+        <w:rPr/>
+      </w:pPr>
+      <w:r>
+        <w:rPr/>
+        <w:tab/>
+        <w:t>The implementation is organized into separate project directories according to responsibility. The agent-system directory contains the Java 17 and Maven-based JADE agent implementation. The db directory contains Python SQLAlchemy models and repository helpers for accessing the PostgreSQL task schema. The python_tasks directory contains Python-backed task execution logic. The scripts directory contains migration, execution, monitoring, and maintenance commands. The web directory contains the FastAPI dashboard, Jinja templates, and static styling.</w:t>
+      </w:r>
+    </w:p>
+    <w:p>
+      <w:pPr>
+        <w:pStyle w:val="Normal"/>
+        <w:bidi w:val="0"/>
+        <w:ind w:hanging="0"/>
+        <w:jc w:val="left"/>
+        <w:rPr/>
+      </w:pPr>
+      <w:r>
+        <w:rPr/>
+        <w:tab/>
+        <w:t>The Java agent layer communicates with PostgreSQL through the PostgreSQL JDBC driver. The pgJDBC documentation describes the driver as allowing Java programs to connect to PostgreSQL using standard database-independent Java code [11]. The Python parts of the system use SQLAlchemy sessions for database interaction; SQLAlchemy describes the Session as the object that establishes conversations with the database and manages ORM-mapped objects during its lifespan [12]. The web dashboard is implemented with FastAPI, a Python web framework based on standard Python type hints [13], and uses FastAPI support for Jinja templates and static files [14].</w:t>
+      </w:r>
+    </w:p>
+    <w:p>
+      <w:pPr>
+        <w:pStyle w:val="Heading1"/>
+        <w:jc w:val="left"/>
+        <w:rPr/>
+      </w:pPr>
+      <w:bookmarkStart w:id="17" w:name="__RefHeading___Toc324_1138037686"/>
+      <w:bookmarkEnd w:id="17"/>
+      <w:r>
+        <w:rPr/>
+        <w:t>4.2. Database Schema and Repository Layer</w:t>
+      </w:r>
+    </w:p>
+    <w:p>
+      <w:pPr>
+        <w:pStyle w:val="Normal"/>
+        <w:bidi w:val="0"/>
+        <w:ind w:firstLine="850"/>
+        <w:jc w:val="left"/>
+        <w:rPr/>
+      </w:pPr>
+      <w:r>
+        <w:rPr/>
+        <w:t>The central database table is public.tasks. Each task record contains the task type, JSON input data, priority, current status, assigned agent, attempt counters, execution result, error message, and lifecycle timestamps. The schema is created and upgraded by the migration script scripts/migrate_tasks_multi_agent.py. The migration is idempotent, meaning it can be run repeatedly without recreating existing objects unnecessarily.</w:t>
+      </w:r>
+    </w:p>
+    <w:p>
+      <w:pPr>
+        <w:pStyle w:val="Normal"/>
+        <w:bidi w:val="0"/>
+        <w:ind w:firstLine="850"/>
+        <w:jc w:val="left"/>
+        <w:rPr/>
+      </w:pPr>
+      <w:r>
+        <w:rPr/>
+      </w:r>
+    </w:p>
+    <w:p>
+      <w:pPr>
+        <w:pStyle w:val="Normal"/>
+        <w:bidi w:val="0"/>
+        <w:ind w:firstLine="850"/>
+        <w:jc w:val="left"/>
+        <w:rPr/>
+      </w:pPr>
+      <w:r>
+        <w:rPr/>
+        <w:t>The database also contains a task_events table. This table stores a history of lifecycle events for each task, such as task creation, assignment, execution start, completion, retry scheduling, recovery, failure, and cancellation. A PostgreSQL trigger records these events whenever a task is inserted or its status changes. This design keeps lifecycle history close to the task state itself and uses PostgreSQL transaction behavior so that task updates and their corresponding events are committed together [4], [10].</w:t>
+      </w:r>
+    </w:p>
+    <w:p>
+      <w:pPr>
+        <w:pStyle w:val="Normal"/>
+        <w:bidi w:val="0"/>
+        <w:ind w:firstLine="850"/>
+        <w:jc w:val="left"/>
+        <w:rPr/>
+      </w:pPr>
+      <w:r>
+        <w:rPr/>
+        <w:t>The Java-side database access is implemented in TaskRepository. This class performs conditional SQL updates for assignment, execution start, completion, failure handling, and stale-task recovery. For example, a task can be assigned only if it is still PENDING and has remaining attempts. An executor can mark a task as RUNNING only if the task is assigned to that executor. These conditions protect the system from invalid transitions and reduce the risk of duplicated execution.</w:t>
+      </w:r>
+    </w:p>
+    <w:p>
+      <w:pPr>
+        <w:pStyle w:val="Heading1"/>
+        <w:jc w:val="left"/>
+        <w:rPr/>
+      </w:pPr>
+      <w:bookmarkStart w:id="18" w:name="__RefHeading___Toc326_1138037686"/>
+      <w:bookmarkEnd w:id="18"/>
+      <w:r>
+        <w:rPr/>
+        <w:t>4.3. JADE Agent Implementation</w:t>
+      </w:r>
+    </w:p>
+    <w:p>
+      <w:pPr>
+        <w:pStyle w:val="Normal"/>
+        <w:bidi w:val="0"/>
+        <w:ind w:firstLine="850"/>
+        <w:jc w:val="left"/>
+        <w:rPr/>
+      </w:pPr>
+      <w:r>
+        <w:rPr/>
+        <w:t>The agent layer contains two main agent classes: CoordinatorAgent and ExecutorAgent. The CoordinatorAgent is responsible for scheduling. On startup, it performs stale-task recovery, attempts one immediate scheduling operation, and then registers a periodic scheduling behaviour. The scheduling interval is implemented through CoordinatorSchedulingBehaviour, which extends JADE TickerBehaviour and calls the coordinator’s scheduling method repeatedly.</w:t>
+      </w:r>
+    </w:p>
+    <w:p>
+      <w:pPr>
+        <w:pStyle w:val="Normal"/>
+        <w:bidi w:val="0"/>
+        <w:ind w:firstLine="850"/>
+        <w:jc w:val="left"/>
+        <w:rPr/>
+      </w:pPr>
+      <w:r>
+        <w:rPr/>
+        <w:t>During each scheduling attempt, the coordinator reads pending tasks from PostgreSQL, selects the highest-priority pending task, counts active ASSIGNED and RUNNING tasks for each configured executor, and chooses the least-loaded executor. After the database assignment succeeds, the coordinator sends an ACL REQUEST message to the selected executor. The message uses the conversation id task-assignment and contains only the task id. JADE provides support for ACL message exchange through its jade.lang.acl package [9].</w:t>
+      </w:r>
+    </w:p>
+    <w:p>
+      <w:pPr>
+        <w:pStyle w:val="Normal"/>
+        <w:bidi w:val="0"/>
+        <w:ind w:firstLine="850"/>
+        <w:jc w:val="left"/>
+        <w:rPr/>
+      </w:pPr>
+      <w:r>
+        <w:rPr/>
+        <w:t>The ExecutorAgent is responsible for receiving and executing assignments. It registers TaskAssignmentReceiverBehaviour, which extends JADE CyclicBehaviour. This behaviour waits for incoming ACL messages, ignores messages with unrelated conversation ids, extracts the task id from valid assignment messages, and delegates execution to the executor agent. Before running task logic, the executor verifies ownership through the database by changing the task from ASSIGNED to RUNNING.</w:t>
+      </w:r>
+    </w:p>
+    <w:p>
+      <w:pPr>
+        <w:pStyle w:val="Heading1"/>
+        <w:jc w:val="left"/>
+        <w:rPr/>
+      </w:pPr>
+      <w:bookmarkStart w:id="19" w:name="__RefHeading___Toc328_1138037686"/>
+      <w:bookmarkEnd w:id="19"/>
+      <w:r>
+        <w:rPr/>
+        <w:t>4.4. Task Execution Layer</w:t>
+      </w:r>
+    </w:p>
+    <w:p>
+      <w:pPr>
+        <w:pStyle w:val="Normal"/>
+        <w:bidi w:val="0"/>
+        <w:ind w:firstLine="850"/>
+        <w:jc w:val="left"/>
+        <w:rPr/>
+      </w:pPr>
+      <w:r>
+        <w:rPr/>
+        <w:t>Task execution is implemented through the TaskExecutor class. This class selects execution logic according to the task_type stored in the database. The Java-native task types are ECHO and TEXT_SUMMARY. ECHO returns the message field from the task input. TEXT_SUMMARY normalizes whitespace and truncates text according to the optional max_length value.</w:t>
+      </w:r>
+    </w:p>
+    <w:p>
+      <w:pPr>
+        <w:pStyle w:val="Normal"/>
+        <w:bidi w:val="0"/>
+        <w:ind w:firstLine="850"/>
+        <w:jc w:val="left"/>
+        <w:rPr/>
+      </w:pPr>
+      <w:r>
+        <w:rPr/>
+        <w:t>Python-backed tasks are executed through PythonTaskRunner. This class starts the python_tasks/run_task.py script as a separate process, passes the task type and input JSON as command-line arguments, waits for completion, and returns the script output as the task result. The supported Python-backed task types are PYTHON_ECHO, TEXT_STATS, and KEYWORD_COUNT. A timeout is used so that a Python task cannot run indefinitely.</w:t>
+      </w:r>
+    </w:p>
+    <w:p>
+      <w:pPr>
+        <w:pStyle w:val="Normal"/>
+        <w:bidi w:val="0"/>
+        <w:ind w:firstLine="850"/>
+        <w:jc w:val="left"/>
+        <w:rPr/>
+      </w:pPr>
+      <w:r>
+        <w:rPr/>
+        <w:t>If task execution succeeds, the executor stores the result and marks the task as COMPLETED. If execution fails, the executor calls the repository failure handler. Tasks with remaining attempts are returned to PENDING, while tasks that have reached their attempt limit are marked FAILED. This keeps execution failure handling inside the same lifecycle rules described in Chapter 3.</w:t>
+      </w:r>
+    </w:p>
+    <w:p>
+      <w:pPr>
+        <w:pStyle w:val="Heading1"/>
+        <w:jc w:val="left"/>
+        <w:rPr/>
+      </w:pPr>
+      <w:bookmarkStart w:id="20" w:name="__RefHeading___Toc330_1138037686"/>
+      <w:bookmarkEnd w:id="20"/>
+      <w:r>
+        <w:rPr/>
+        <w:t>4.5. Web Dashboard</w:t>
+      </w:r>
+    </w:p>
+    <w:p>
+      <w:pPr>
+        <w:pStyle w:val="Normal"/>
+        <w:bidi w:val="0"/>
+        <w:ind w:firstLine="850"/>
+        <w:jc w:val="left"/>
+        <w:rPr/>
+      </w:pPr>
+      <w:r>
+        <w:rPr/>
+        <w:t>The web dashboard provides a visual interface for demonstration and manual inspection. It does not replace the JADE agents. Instead, it reads from and writes to the same PostgreSQL task schema. The dashboard is implemented in web/app.py using FastAPI routes, SQLAlchemy database sessions, Jinja templates, and static CSS files.</w:t>
+      </w:r>
+    </w:p>
+    <w:p>
+      <w:pPr>
+        <w:pStyle w:val="Normal"/>
+        <w:bidi w:val="0"/>
+        <w:ind w:firstLine="850"/>
+        <w:jc w:val="left"/>
+        <w:rPr/>
+      </w:pPr>
+      <w:r>
+        <w:rPr/>
+        <w:t>The main dashboard page shows task counts by status, active executor workloads, recent lifecycle events, and recent tasks. The task queue page supports status filtering and text search. The task detail page shows the selected task’s execution state, input data, result, error message, timestamps, and lifecycle event timeline. The new-task page allows a user to create supported task types manually by entering task type, priority, maximum attempts, and JSON input data.</w:t>
+      </w:r>
+    </w:p>
+    <w:p>
+      <w:pPr>
+        <w:pStyle w:val="Normal"/>
+        <w:bidi w:val="0"/>
+        <w:ind w:firstLine="850"/>
+        <w:jc w:val="left"/>
+        <w:rPr/>
+      </w:pPr>
+      <w:r>
+        <w:rPr/>
+        <w:t>The dashboard is useful for demonstrations because it makes the internal state of the multi-agent system visible. A user can create tasks through the interface, start the JADE agents separately, and then observe how tasks move through PENDING, ASSIGNED, RUNNING, and terminal states. This separation is important: the dashboard provides visibility and task creation, while the coordinator and executor agents remain responsible for scheduling and execution.</w:t>
+      </w:r>
+    </w:p>
+    <w:p>
+      <w:pPr>
+        <w:pStyle w:val="Normal"/>
+        <w:bidi w:val="0"/>
+        <w:ind w:hanging="0"/>
+        <w:jc w:val="center"/>
+        <w:rPr/>
+      </w:pPr>
+      <w:r>
+        <w:rPr/>
+      </w:r>
+      <w:r>
+        <mc:AlternateContent>
+          <mc:Choice Requires="wps">
+            <w:drawing>
+              <wp:anchor behindDoc="0" distT="0" distB="0" distL="0" distR="0" simplePos="0" locked="0" layoutInCell="0" allowOverlap="1" relativeHeight="68">
+                <wp:simplePos x="0" y="0"/>
+                <wp:positionH relativeFrom="column">
+                  <wp:align>center</wp:align>
+                </wp:positionH>
+                <wp:positionV relativeFrom="paragraph">
+                  <wp:posOffset>635</wp:posOffset>
+                </wp:positionV>
+                <wp:extent cx="5760085" cy="3296920"/>
+                <wp:effectExtent l="0" t="0" r="0" b="0"/>
+                <wp:wrapSquare wrapText="largest"/>
+                <wp:docPr id="6" name="Frame8"/>
+                <a:graphic xmlns:a="http://schemas.openxmlformats.org/drawingml/2006/main">
+                  <a:graphicData uri="http://schemas.microsoft.com/office/word/2010/wordprocessingShape">
+                    <wps:wsp>
+                      <wps:cNvSpPr txBox="1"/>
+                      <wps:spPr>
+                        <a:xfrm>
+                          <a:off x="0" y="0"/>
+                          <a:ext cx="5760085" cy="3296920"/>
+                        </a:xfrm>
+                        <a:prstGeom prst="rect"/>
+                        <a:solidFill>
+                          <a:srgbClr val="FFFFFF"/>
+                        </a:solidFill>
+                      </wps:spPr>
+                      <wps:txbx>
+                        <w:txbxContent>
+                          <w:p>
+                            <w:pPr>
+                              <w:pStyle w:val="Figure"/>
+                              <w:spacing w:before="120" w:after="120"/>
+                              <w:rPr/>
+                            </w:pPr>
+                            <w:r>
+                              <w:rPr/>
+                              <w:drawing>
+                                <wp:inline distT="0" distB="0" distL="0" distR="0">
+                                  <wp:extent cx="5717540" cy="2889885"/>
+                                  <wp:effectExtent l="0" t="0" r="0" b="0"/>
+                                  <wp:docPr id="7" name="Image4" descr=""/>
+                                  <wp:cNvGraphicFramePr>
+                                    <a:graphicFrameLocks xmlns:a="http://schemas.openxmlformats.org/drawingml/2006/main" noChangeAspect="1"/>
+                                  </wp:cNvGraphicFramePr>
+                                  <a:graphic xmlns:a="http://schemas.openxmlformats.org/drawingml/2006/main">
+                                    <a:graphicData uri="http://schemas.openxmlformats.org/drawingml/2006/picture">
+                                      <pic:pic xmlns:pic="http://schemas.openxmlformats.org/drawingml/2006/picture">
+                                        <pic:nvPicPr>
+                                          <pic:cNvPr id="7" name="Image4" descr=""/>
+                                          <pic:cNvPicPr>
+                                            <a:picLocks noChangeAspect="1" noChangeArrowheads="1"/>
+                                          </pic:cNvPicPr>
+                                        </pic:nvPicPr>
+                                        <pic:blipFill>
+                                          <a:blip r:embed="rId8"/>
+                                          <a:stretch>
+                                            <a:fillRect/>
+                                          </a:stretch>
+                                        </pic:blipFill>
+                                        <pic:spPr bwMode="auto">
+                                          <a:xfrm>
+                                            <a:off x="0" y="0"/>
+                                            <a:ext cx="5717540" cy="2889885"/>
+                                          </a:xfrm>
+                                          <a:prstGeom prst="rect">
+                                            <a:avLst/>
+                                          </a:prstGeom>
+                                        </pic:spPr>
+                                      </pic:pic>
+                                    </a:graphicData>
+                                  </a:graphic>
+                                </wp:inline>
+                              </w:drawing>
+                              <w:t xml:space="preserve">Figure </w:t>
+                            </w:r>
+                            <w:r>
+                              <w:rPr/>
+                              <w:fldChar w:fldCharType="begin"/>
+                            </w:r>
+                            <w:r>
+                              <w:rPr/>
+                              <w:instrText xml:space="preserve"> SEQ Figure \* ARABIC </w:instrText>
+                            </w:r>
+                            <w:r>
+                              <w:rPr/>
+                              <w:fldChar w:fldCharType="separate"/>
+                            </w:r>
+                            <w:r>
+                              <w:rPr/>
+                              <w:t>4</w:t>
+                            </w:r>
+                            <w:r>
+                              <w:rPr/>
+                              <w:fldChar w:fldCharType="end"/>
+                            </w:r>
+                            <w:r>
+                              <w:rPr/>
+                              <w:t>: Web dashboard overview.</w:t>
+                            </w:r>
+                          </w:p>
+                        </w:txbxContent>
+                      </wps:txbx>
+                      <wps:bodyPr anchor="t" lIns="0" tIns="0" rIns="0" bIns="0">
+                        <a:noAutofit/>
+                      </wps:bodyPr>
+                    </wps:wsp>
+                  </a:graphicData>
+                </a:graphic>
+              </wp:anchor>
+            </w:drawing>
+          </mc:Choice>
+          <mc:Fallback>
+            <w:pict>
+              <v:rect style="position:absolute;rotation:-0;width:453.55pt;height:259.6pt;mso-wrap-distance-left:0pt;mso-wrap-distance-right:0pt;mso-wrap-distance-top:0pt;mso-wrap-distance-bottom:0pt;margin-top:0pt;mso-position-vertical:top;mso-position-vertical-relative:text;margin-left:0pt;mso-position-horizontal:center;mso-position-horizontal-relative:text">
+                <v:textbox inset="0in,0in,0in,0in">
+                  <w:txbxContent>
+                    <w:p>
+                      <w:pPr>
+                        <w:pStyle w:val="Figure"/>
+                        <w:spacing w:before="120" w:after="120"/>
                         <w:rPr/>
+                      </w:pPr>
+                      <w:r>
+                        <w:rPr/>
+                        <w:drawing>
+                          <wp:inline distT="0" distB="0" distL="0" distR="0">
+                            <wp:extent cx="5717540" cy="2889885"/>
+                            <wp:effectExtent l="0" t="0" r="0" b="0"/>
+                            <wp:docPr id="8" name="Image4" descr=""/>
+                            <wp:cNvGraphicFramePr>
+                              <a:graphicFrameLocks xmlns:a="http://schemas.openxmlformats.org/drawingml/2006/main" noChangeAspect="1"/>
+                            </wp:cNvGraphicFramePr>
+                            <a:graphic xmlns:a="http://schemas.openxmlformats.org/drawingml/2006/main">
+                              <a:graphicData uri="http://schemas.openxmlformats.org/drawingml/2006/picture">
+                                <pic:pic xmlns:pic="http://schemas.openxmlformats.org/drawingml/2006/picture">
+                                  <pic:nvPicPr>
+                                    <pic:cNvPr id="8" name="Image4" descr=""/>
+                                    <pic:cNvPicPr>
+                                      <a:picLocks noChangeAspect="1" noChangeArrowheads="1"/>
+                                    </pic:cNvPicPr>
+                                  </pic:nvPicPr>
+                                  <pic:blipFill>
+                                    <a:blip r:embed="rId9"/>
+                                    <a:stretch>
+                                      <a:fillRect/>
+                                    </a:stretch>
+                                  </pic:blipFill>
+                                  <pic:spPr bwMode="auto">
+                                    <a:xfrm>
+                                      <a:off x="0" y="0"/>
+                                      <a:ext cx="5717540" cy="2889885"/>
+                                    </a:xfrm>
+                                    <a:prstGeom prst="rect">
+                                      <a:avLst/>
+                                    </a:prstGeom>
+                                  </pic:spPr>
+                                </pic:pic>
+                              </a:graphicData>
+                            </a:graphic>
+                          </wp:inline>
+                        </w:drawing>
                         <w:t xml:space="preserve">Figure </w:t>
                       </w:r>
                       <w:r>
@@ -3437,7 +4333,7 @@
                       </w:r>
                       <w:r>
                         <w:rPr/>
-                        <w:t>3</w:t>
+                        <w:t>4</w:t>
                       </w:r>
                       <w:r>
                         <w:rPr/>
@@ -3445,58 +4341,2448 @@
                       </w:r>
                       <w:r>
                         <w:rPr/>
-                        <w:t>: Task Lifecycle Diagram</w:t>
+                        <w:t>: Web dashboard overview.</w:t>
                       </w:r>
                     </w:p>
                   </w:txbxContent>
                 </v:textbox>
-                <w10:wrap type="topAndBottom"/>
+                <w10:wrap type="square" side="largest"/>
               </v:rect>
             </w:pict>
           </mc:Fallback>
         </mc:AlternateContent>
       </w:r>
-      <w:r>
-        <w:rPr/>
-        <w:t>Note: Repeated state boxes represent the same lifecycle states and are shown only to keep the transition arrows readable.</w:t>
-      </w:r>
-    </w:p>
-    <w:p>
-      <w:pPr>
-        <w:pStyle w:val="Normal"/>
-        <w:bidi w:val="0"/>
-        <w:ind w:firstLine="850"/>
-        <w:jc w:val="left"/>
-        <w:rPr/>
-      </w:pPr>
-      <w:r>
-        <w:rPr/>
-      </w:r>
-    </w:p>
-    <w:p>
-      <w:pPr>
-        <w:pStyle w:val="Normal"/>
-        <w:bidi w:val="0"/>
-        <w:ind w:firstLine="850"/>
-        <w:jc w:val="left"/>
-        <w:rPr/>
-      </w:pPr>
-      <w:r>
-        <w:rPr/>
-        <w:t>Task state transitions are implemented as conditional PostgreSQL updates. Each operation verifies the expected current status and, where necessary, the assigned executor. If those conditions no longer match, the update does not modify the task. This prevents an executor from starting a task assigned to another agent and reduces the risk of invalid or duplicated transitions. PostgreSQL transactions ensure that related database operations are treated as complete units [4].</w:t>
-      </w:r>
-    </w:p>
-    <w:p>
-      <w:pPr>
-        <w:pStyle w:val="Normal"/>
-        <w:bidi w:val="0"/>
-        <w:ind w:firstLine="850"/>
-        <w:jc w:val="left"/>
-        <w:rPr/>
-      </w:pPr>
-      <w:r>
-        <w:rPr/>
-        <w:t>The system additionally maintains a structured lifecycle history in the task_events table. A PostgreSQL trigger records task creation and each status transition, including assignment, execution start, completion, failure, retry scheduling, recovery, and cancellation. PostgreSQL triggers execute as part of the same transaction as the statement that activated them, meaning that the task update and its corresponding event are committed or rolled back together [10]. This event history makes task execution traceable and supports monitoring and later analysis.</w:t>
+    </w:p>
+    <w:p>
+      <w:pPr>
+        <w:pStyle w:val="Heading1"/>
+        <w:jc w:val="left"/>
+        <w:rPr/>
+      </w:pPr>
+      <w:bookmarkStart w:id="21" w:name="__RefHeading___Toc332_1138037686"/>
+      <w:bookmarkEnd w:id="21"/>
+      <w:r>
+        <w:rPr/>
+        <w:t>4.6. Running and Testing the System</w:t>
+      </w:r>
+    </w:p>
+    <w:p>
+      <w:pPr>
+        <w:pStyle w:val="Normal"/>
+        <w:bidi w:val="0"/>
+        <w:ind w:firstLine="850"/>
+        <w:jc w:val="left"/>
+        <w:rPr/>
+      </w:pPr>
+      <w:r>
+        <w:rPr/>
+        <w:t>The implementation includes scripts for common development and demonstration tasks. The run_agents.sh script starts two executor agents and one coordinator agent in a JADE platform. The run_web.sh script starts the FastAPI dashboard. The create_task.py and demo_create_tasks.sh scripts insert tasks into PostgreSQL, while monitoring scripts list tasks and lifecycle events.</w:t>
+      </w:r>
+    </w:p>
+    <w:p>
+      <w:pPr>
+        <w:pStyle w:val="Normal"/>
+        <w:bidi w:val="0"/>
+        <w:ind w:firstLine="850"/>
+        <w:jc w:val="left"/>
+        <w:rPr/>
+      </w:pPr>
+      <w:r>
+        <w:rPr/>
+        <w:t>The implementation also includes automated tests. Java unit tests verify task execution behavior such as ECHO, TEXT_SUMMARY, invalid input handling, and unsupported task types. Python tests verify the Python-backed task modules, including text statistics and keyword counting. The repository also contains opt-in database integration tests for task lifecycle transitions and event recording. In the current local check, the Java test suite completed successfully with 7 active tests and 1 skipped opt-in database integration test, and the Python task module test suite completed successfully with 7 tests.</w:t>
+      </w:r>
+    </w:p>
+    <w:p>
+      <w:pPr>
+        <w:pStyle w:val="Heading1"/>
+        <w:jc w:val="left"/>
+        <w:rPr/>
+      </w:pPr>
+      <w:bookmarkStart w:id="22" w:name="__RefHeading___Toc399_1138037686"/>
+      <w:bookmarkEnd w:id="22"/>
+      <w:r>
+        <w:rPr/>
+        <w:t>5. DEMONSTRATION AND RESULTS</w:t>
+      </w:r>
+    </w:p>
+    <w:p>
+      <w:pPr>
+        <w:pStyle w:val="Normal"/>
+        <w:bidi w:val="0"/>
+        <w:ind w:firstLine="850"/>
+        <w:jc w:val="left"/>
+        <w:rPr/>
+      </w:pPr>
+      <w:r>
+        <w:rPr/>
+        <w:t>This chapter demonstrates the implemented multi-agent task scheduling system and presents the observed results. The goal of the demonstration is to show that tasks can be created, stored in PostgreSQL, assigned by the coordinator agent, executed by executor agents, and inspected through the web dashboard. The demonstration focuses on functional behaviour rather than performance benchmarking.</w:t>
+      </w:r>
+    </w:p>
+    <w:p>
+      <w:pPr>
+        <w:pStyle w:val="Heading1"/>
+        <w:jc w:val="left"/>
+        <w:rPr/>
+      </w:pPr>
+      <w:bookmarkStart w:id="23" w:name="__RefHeading___Toc401_1138037686"/>
+      <w:bookmarkEnd w:id="23"/>
+      <w:r>
+        <w:rPr/>
+        <w:t>5.1. Demonstration Setup</w:t>
+      </w:r>
+    </w:p>
+    <w:p>
+      <w:pPr>
+        <w:pStyle w:val="Normal"/>
+        <w:bidi w:val="0"/>
+        <w:ind w:firstLine="850"/>
+        <w:jc w:val="left"/>
+        <w:rPr/>
+      </w:pPr>
+      <w:r>
+        <w:rPr/>
+        <w:t>The demonstration uses one PostgreSQL database, one coordinator agent, two executor agents, and the FastAPI web dashboard. The PostgreSQL database stores the task queue and lifecycle history. The coordinator and executor agents are started through the run_agents.sh script. The web dashboard is started separately through the run_web.sh script and reads the same database state.</w:t>
+      </w:r>
+    </w:p>
+    <w:p>
+      <w:pPr>
+        <w:pStyle w:val="Normal"/>
+        <w:bidi w:val="0"/>
+        <w:ind w:firstLine="850"/>
+        <w:jc w:val="left"/>
+        <w:rPr/>
+      </w:pPr>
+      <w:r>
+        <w:rPr/>
+        <w:t>Before running the demonstration, the database schema is prepared with the migration script. This creates or updates the tasks table, the task_events table, and the trigger used for lifecycle event recording. The demonstration can then be observed either through command-line monitoring scripts or through the web dashboard.</w:t>
+      </w:r>
+    </w:p>
+    <w:p>
+      <w:pPr>
+        <w:pStyle w:val="Normal"/>
+        <w:bidi w:val="0"/>
+        <w:ind w:firstLine="850"/>
+        <w:jc w:val="left"/>
+        <w:rPr/>
+      </w:pPr>
+      <w:r>
+        <w:rPr/>
+        <w:t>The demonstration setup can be summarized as follows:</w:t>
+      </w:r>
+    </w:p>
+    <w:p>
+      <w:pPr>
+        <w:pStyle w:val="Normal"/>
+        <w:bidi w:val="0"/>
+        <w:ind w:firstLine="850"/>
+        <w:jc w:val="left"/>
+        <w:rPr/>
+      </w:pPr>
+      <w:r>
+        <w:rPr/>
+        <w:t>1. Start PostgreSQL and apply the database migration.</w:t>
+      </w:r>
+    </w:p>
+    <w:p>
+      <w:pPr>
+        <w:pStyle w:val="Normal"/>
+        <w:bidi w:val="0"/>
+        <w:ind w:firstLine="850"/>
+        <w:jc w:val="left"/>
+        <w:rPr/>
+      </w:pPr>
+      <w:r>
+        <w:rPr/>
+        <w:t>2. Start the web dashboard.</w:t>
+      </w:r>
+    </w:p>
+    <w:p>
+      <w:pPr>
+        <w:pStyle w:val="Normal"/>
+        <w:bidi w:val="0"/>
+        <w:ind w:firstLine="850"/>
+        <w:jc w:val="left"/>
+        <w:rPr/>
+      </w:pPr>
+      <w:r>
+        <w:rPr/>
+        <w:t>3. Create demonstration tasks.</w:t>
+      </w:r>
+    </w:p>
+    <w:p>
+      <w:pPr>
+        <w:pStyle w:val="Normal"/>
+        <w:bidi w:val="0"/>
+        <w:ind w:firstLine="850"/>
+        <w:jc w:val="left"/>
+        <w:rPr/>
+      </w:pPr>
+      <w:r>
+        <w:rPr/>
+        <w:t>4. Start the JADE agents.</w:t>
+      </w:r>
+    </w:p>
+    <w:p>
+      <w:pPr>
+        <w:pStyle w:val="Normal"/>
+        <w:bidi w:val="0"/>
+        <w:ind w:firstLine="850"/>
+        <w:jc w:val="left"/>
+        <w:rPr/>
+      </w:pPr>
+      <w:r>
+        <w:rPr/>
+        <w:t>5. Observe task status changes and lifecycle events.</w:t>
+      </w:r>
+    </w:p>
+    <w:p>
+      <w:pPr>
+        <w:pStyle w:val="Normal"/>
+        <w:bidi w:val="0"/>
+        <w:ind w:firstLine="850"/>
+        <w:jc w:val="left"/>
+        <w:rPr/>
+      </w:pPr>
+      <w:r>
+        <w:rPr/>
+        <w:t>6. Inspect final task results.</w:t>
+      </w:r>
+    </w:p>
+    <w:p>
+      <w:pPr>
+        <w:pStyle w:val="Normal"/>
+        <w:bidi w:val="0"/>
+        <w:ind w:firstLine="850"/>
+        <w:jc w:val="left"/>
+        <w:rPr/>
+      </w:pPr>
+      <w:r>
+        <w:rPr/>
+      </w:r>
+    </w:p>
+    <w:p>
+      <w:pPr>
+        <w:pStyle w:val="Normal"/>
+        <w:bidi w:val="0"/>
+        <w:ind w:firstLine="850"/>
+        <w:jc w:val="left"/>
+        <w:rPr/>
+      </w:pPr>
+      <w:r>
+        <w:rPr/>
+      </w:r>
+    </w:p>
+    <w:p>
+      <w:pPr>
+        <w:pStyle w:val="Heading1"/>
+        <w:jc w:val="left"/>
+        <w:rPr/>
+      </w:pPr>
+      <w:bookmarkStart w:id="24" w:name="__RefHeading___Toc403_1138037686"/>
+      <w:bookmarkEnd w:id="24"/>
+      <w:r>
+        <w:rPr/>
+        <w:t>5.2. Demonstration Task Set</w:t>
+      </w:r>
+    </w:p>
+    <w:p>
+      <w:pPr>
+        <w:pStyle w:val="Normal"/>
+        <w:bidi w:val="0"/>
+        <w:ind w:firstLine="850"/>
+        <w:jc w:val="left"/>
+        <w:rPr/>
+      </w:pPr>
+      <w:r>
+        <w:rPr/>
+        <w:t>The demonstration uses five task types supported by the system. These tasks cover both Java-native execution and Python-backed execution. The Java-native task types are ECHO and TEXT_SUMMARY. The Python-backed task types are PYTHON_ECHO, TEXT_STATS, and KEYWORD_COUNT.</w:t>
+      </w:r>
+    </w:p>
+    <w:p>
+      <w:pPr>
+        <w:pStyle w:val="Normal"/>
+        <w:bidi w:val="0"/>
+        <w:ind w:firstLine="850"/>
+        <w:jc w:val="left"/>
+        <w:rPr/>
+      </w:pPr>
+      <w:r>
+        <w:rPr/>
+        <w:t xml:space="preserve">The demonstration task set is shown in Table </w:t>
+      </w:r>
+      <w:r>
+        <w:rPr/>
+        <w:t>2</w:t>
+      </w:r>
+      <w:r>
+        <w:rPr/>
+        <w:t>.</w:t>
+      </w:r>
+    </w:p>
+    <w:tbl>
+      <w:tblPr>
+        <w:tblW w:w="5000" w:type="pct"/>
+        <w:jc w:val="left"/>
+        <w:tblInd w:w="0" w:type="dxa"/>
+        <w:tblLayout w:type="fixed"/>
+        <w:tblCellMar>
+          <w:top w:w="0" w:type="dxa"/>
+          <w:left w:w="0" w:type="dxa"/>
+          <w:bottom w:w="0" w:type="dxa"/>
+          <w:right w:w="0" w:type="dxa"/>
+        </w:tblCellMar>
+      </w:tblPr>
+      <w:tblGrid>
+        <w:gridCol w:w="2424"/>
+        <w:gridCol w:w="1624"/>
+        <w:gridCol w:w="5023"/>
+      </w:tblGrid>
+      <w:tr>
+        <w:trPr/>
+        <w:tc>
+          <w:tcPr>
+            <w:tcW w:w="2424" w:type="dxa"/>
+            <w:tcBorders>
+              <w:top w:val="single" w:sz="6" w:space="0" w:color="666666"/>
+              <w:left w:val="single" w:sz="6" w:space="0" w:color="666666"/>
+              <w:bottom w:val="single" w:sz="6" w:space="0" w:color="666666"/>
+              <w:right w:val="single" w:sz="6" w:space="0" w:color="666666"/>
+            </w:tcBorders>
+            <w:shd w:fill="B2B2B2" w:val="clear"/>
+          </w:tcPr>
+          <w:p>
+            <w:pPr>
+              <w:pStyle w:val="Normal"/>
+              <w:keepNext w:val="true"/>
+              <w:bidi w:val="0"/>
+              <w:spacing w:before="120" w:after="120"/>
+              <w:ind w:hanging="0"/>
+              <w:jc w:val="center"/>
+              <w:rPr/>
+            </w:pPr>
+            <w:r>
+              <w:rPr/>
+              <w:t>Task type</w:t>
+            </w:r>
+          </w:p>
+        </w:tc>
+        <w:tc>
+          <w:tcPr>
+            <w:tcW w:w="1624" w:type="dxa"/>
+            <w:tcBorders>
+              <w:top w:val="single" w:sz="6" w:space="0" w:color="666666"/>
+              <w:left w:val="single" w:sz="6" w:space="0" w:color="666666"/>
+              <w:bottom w:val="single" w:sz="6" w:space="0" w:color="666666"/>
+              <w:right w:val="single" w:sz="6" w:space="0" w:color="666666"/>
+            </w:tcBorders>
+            <w:shd w:fill="B2B2B2" w:val="clear"/>
+          </w:tcPr>
+          <w:p>
+            <w:pPr>
+              <w:pStyle w:val="Normal"/>
+              <w:bidi w:val="0"/>
+              <w:spacing w:before="120" w:after="120"/>
+              <w:ind w:hanging="0"/>
+              <w:jc w:val="center"/>
+              <w:rPr/>
+            </w:pPr>
+            <w:r>
+              <w:rPr/>
+              <w:t>Runtime</w:t>
+            </w:r>
+          </w:p>
+        </w:tc>
+        <w:tc>
+          <w:tcPr>
+            <w:tcW w:w="5023" w:type="dxa"/>
+            <w:tcBorders>
+              <w:top w:val="single" w:sz="6" w:space="0" w:color="666666"/>
+              <w:left w:val="single" w:sz="6" w:space="0" w:color="666666"/>
+              <w:bottom w:val="single" w:sz="6" w:space="0" w:color="666666"/>
+              <w:right w:val="single" w:sz="6" w:space="0" w:color="666666"/>
+            </w:tcBorders>
+            <w:shd w:fill="B2B2B2" w:val="clear"/>
+          </w:tcPr>
+          <w:p>
+            <w:pPr>
+              <w:pStyle w:val="Normal"/>
+              <w:bidi w:val="0"/>
+              <w:spacing w:before="120" w:after="120"/>
+              <w:ind w:hanging="0"/>
+              <w:jc w:val="center"/>
+              <w:rPr/>
+            </w:pPr>
+            <w:r>
+              <w:rPr/>
+              <w:t>Purpose</w:t>
+            </w:r>
+          </w:p>
+        </w:tc>
+      </w:tr>
+      <w:tr>
+        <w:trPr/>
+        <w:tc>
+          <w:tcPr>
+            <w:tcW w:w="2424" w:type="dxa"/>
+            <w:tcBorders>
+              <w:left w:val="single" w:sz="6" w:space="0" w:color="666666"/>
+              <w:bottom w:val="single" w:sz="6" w:space="0" w:color="666666"/>
+              <w:right w:val="single" w:sz="6" w:space="0" w:color="666666"/>
+            </w:tcBorders>
+          </w:tcPr>
+          <w:p>
+            <w:pPr>
+              <w:pStyle w:val="Normal"/>
+              <w:keepNext w:val="true"/>
+              <w:bidi w:val="0"/>
+              <w:spacing w:before="120" w:after="120"/>
+              <w:ind w:hanging="0"/>
+              <w:jc w:val="center"/>
+              <w:rPr>
+                <w:rFonts w:ascii="Times New Roman" w:hAnsi="Times New Roman"/>
+              </w:rPr>
+            </w:pPr>
+            <w:r>
+              <w:rPr>
+                <w:rFonts w:ascii="Times New Roman" w:hAnsi="Times New Roman"/>
+              </w:rPr>
+              <w:t>E</w:t>
+            </w:r>
+            <w:r>
+              <w:rPr>
+                <w:rFonts w:ascii="Times New Roman" w:hAnsi="Times New Roman"/>
+              </w:rPr>
+              <w:t>CHO</w:t>
+            </w:r>
+          </w:p>
+        </w:tc>
+        <w:tc>
+          <w:tcPr>
+            <w:tcW w:w="1624" w:type="dxa"/>
+            <w:tcBorders>
+              <w:left w:val="single" w:sz="6" w:space="0" w:color="666666"/>
+              <w:bottom w:val="single" w:sz="6" w:space="0" w:color="666666"/>
+              <w:right w:val="single" w:sz="6" w:space="0" w:color="666666"/>
+            </w:tcBorders>
+          </w:tcPr>
+          <w:p>
+            <w:pPr>
+              <w:pStyle w:val="Normal"/>
+              <w:bidi w:val="0"/>
+              <w:spacing w:before="120" w:after="120"/>
+              <w:ind w:hanging="0"/>
+              <w:jc w:val="center"/>
+              <w:rPr>
+                <w:rFonts w:ascii="Times New Roman" w:hAnsi="Times New Roman"/>
+              </w:rPr>
+            </w:pPr>
+            <w:r>
+              <w:rPr>
+                <w:rFonts w:ascii="Times New Roman" w:hAnsi="Times New Roman"/>
+              </w:rPr>
+              <w:t>Java</w:t>
+            </w:r>
+          </w:p>
+        </w:tc>
+        <w:tc>
+          <w:tcPr>
+            <w:tcW w:w="5023" w:type="dxa"/>
+            <w:tcBorders>
+              <w:left w:val="single" w:sz="6" w:space="0" w:color="666666"/>
+              <w:bottom w:val="single" w:sz="6" w:space="0" w:color="666666"/>
+              <w:right w:val="single" w:sz="6" w:space="0" w:color="666666"/>
+            </w:tcBorders>
+          </w:tcPr>
+          <w:p>
+            <w:pPr>
+              <w:pStyle w:val="TableContents"/>
+              <w:spacing w:before="120" w:after="120"/>
+              <w:jc w:val="center"/>
+              <w:rPr>
+                <w:rFonts w:ascii="Times New Roman" w:hAnsi="Times New Roman"/>
+                <w:b w:val="false"/>
+                <w:bCs w:val="false"/>
+                <w:i w:val="false"/>
+                <w:i w:val="false"/>
+                <w:iCs w:val="false"/>
+                <w:strike w:val="false"/>
+                <w:dstrike w:val="false"/>
+                <w:outline w:val="false"/>
+                <w:shadow w:val="false"/>
+                <w:color w:val="000000"/>
+                <w:sz w:val="24"/>
+                <w:szCs w:val="24"/>
+                <w:u w:val="none"/>
+              </w:rPr>
+            </w:pPr>
+            <w:r>
+              <w:rPr>
+                <w:rFonts w:ascii="Times New Roman" w:hAnsi="Times New Roman"/>
+                <w:b w:val="false"/>
+                <w:bCs w:val="false"/>
+                <w:i w:val="false"/>
+                <w:iCs w:val="false"/>
+                <w:strike w:val="false"/>
+                <w:dstrike w:val="false"/>
+                <w:outline w:val="false"/>
+                <w:shadow w:val="false"/>
+                <w:color w:val="000000"/>
+                <w:sz w:val="24"/>
+                <w:szCs w:val="24"/>
+                <w:u w:val="none"/>
+              </w:rPr>
+              <w:t>Returns the message field from the input data</w:t>
+            </w:r>
+          </w:p>
+        </w:tc>
+      </w:tr>
+      <w:tr>
+        <w:trPr/>
+        <w:tc>
+          <w:tcPr>
+            <w:tcW w:w="2424" w:type="dxa"/>
+            <w:tcBorders>
+              <w:left w:val="single" w:sz="6" w:space="0" w:color="666666"/>
+              <w:bottom w:val="single" w:sz="6" w:space="0" w:color="666666"/>
+              <w:right w:val="single" w:sz="6" w:space="0" w:color="666666"/>
+            </w:tcBorders>
+          </w:tcPr>
+          <w:p>
+            <w:pPr>
+              <w:pStyle w:val="TableContents"/>
+              <w:keepNext w:val="true"/>
+              <w:spacing w:before="120" w:after="120"/>
+              <w:jc w:val="center"/>
+              <w:rPr>
+                <w:rFonts w:ascii="Times New Roman" w:hAnsi="Times New Roman"/>
+                <w:b w:val="false"/>
+                <w:bCs w:val="false"/>
+                <w:i w:val="false"/>
+                <w:i w:val="false"/>
+                <w:iCs w:val="false"/>
+                <w:strike w:val="false"/>
+                <w:dstrike w:val="false"/>
+                <w:outline w:val="false"/>
+                <w:shadow w:val="false"/>
+                <w:color w:val="000000"/>
+                <w:sz w:val="24"/>
+                <w:szCs w:val="24"/>
+                <w:u w:val="none"/>
+              </w:rPr>
+            </w:pPr>
+            <w:r>
+              <w:rPr>
+                <w:rFonts w:ascii="Times New Roman" w:hAnsi="Times New Roman"/>
+                <w:b w:val="false"/>
+                <w:bCs w:val="false"/>
+                <w:i w:val="false"/>
+                <w:iCs w:val="false"/>
+                <w:strike w:val="false"/>
+                <w:dstrike w:val="false"/>
+                <w:outline w:val="false"/>
+                <w:shadow w:val="false"/>
+                <w:color w:val="000000"/>
+                <w:sz w:val="24"/>
+                <w:szCs w:val="24"/>
+                <w:u w:val="none"/>
+              </w:rPr>
+              <w:t>TEXT_SUMMARY</w:t>
+            </w:r>
+          </w:p>
+        </w:tc>
+        <w:tc>
+          <w:tcPr>
+            <w:tcW w:w="1624" w:type="dxa"/>
+            <w:tcBorders>
+              <w:left w:val="single" w:sz="6" w:space="0" w:color="666666"/>
+              <w:bottom w:val="single" w:sz="6" w:space="0" w:color="666666"/>
+              <w:right w:val="single" w:sz="6" w:space="0" w:color="666666"/>
+            </w:tcBorders>
+          </w:tcPr>
+          <w:p>
+            <w:pPr>
+              <w:pStyle w:val="TableContents"/>
+              <w:spacing w:before="120" w:after="120"/>
+              <w:jc w:val="center"/>
+              <w:rPr>
+                <w:rFonts w:ascii="Times New Roman" w:hAnsi="Times New Roman"/>
+              </w:rPr>
+            </w:pPr>
+            <w:r>
+              <w:rPr>
+                <w:rFonts w:ascii="Times New Roman" w:hAnsi="Times New Roman"/>
+              </w:rPr>
+              <w:t>Java</w:t>
+            </w:r>
+          </w:p>
+        </w:tc>
+        <w:tc>
+          <w:tcPr>
+            <w:tcW w:w="5023" w:type="dxa"/>
+            <w:tcBorders>
+              <w:left w:val="single" w:sz="6" w:space="0" w:color="666666"/>
+              <w:bottom w:val="single" w:sz="6" w:space="0" w:color="666666"/>
+              <w:right w:val="single" w:sz="6" w:space="0" w:color="666666"/>
+            </w:tcBorders>
+          </w:tcPr>
+          <w:p>
+            <w:pPr>
+              <w:pStyle w:val="TableContents"/>
+              <w:spacing w:before="120" w:after="120"/>
+              <w:jc w:val="center"/>
+              <w:rPr>
+                <w:rFonts w:ascii="Times New Roman" w:hAnsi="Times New Roman"/>
+                <w:b w:val="false"/>
+                <w:bCs w:val="false"/>
+                <w:i w:val="false"/>
+                <w:i w:val="false"/>
+                <w:iCs w:val="false"/>
+                <w:strike w:val="false"/>
+                <w:dstrike w:val="false"/>
+                <w:outline w:val="false"/>
+                <w:shadow w:val="false"/>
+                <w:color w:val="000000"/>
+                <w:sz w:val="24"/>
+                <w:szCs w:val="24"/>
+                <w:u w:val="none"/>
+              </w:rPr>
+            </w:pPr>
+            <w:r>
+              <w:rPr>
+                <w:rFonts w:ascii="Times New Roman" w:hAnsi="Times New Roman"/>
+                <w:b w:val="false"/>
+                <w:bCs w:val="false"/>
+                <w:i w:val="false"/>
+                <w:iCs w:val="false"/>
+                <w:strike w:val="false"/>
+                <w:dstrike w:val="false"/>
+                <w:outline w:val="false"/>
+                <w:shadow w:val="false"/>
+                <w:color w:val="000000"/>
+                <w:sz w:val="24"/>
+                <w:szCs w:val="24"/>
+                <w:u w:val="none"/>
+              </w:rPr>
+              <w:t>Normalizes and truncates input text</w:t>
+            </w:r>
+          </w:p>
+        </w:tc>
+      </w:tr>
+      <w:tr>
+        <w:trPr/>
+        <w:tc>
+          <w:tcPr>
+            <w:tcW w:w="2424" w:type="dxa"/>
+            <w:tcBorders>
+              <w:left w:val="single" w:sz="6" w:space="0" w:color="666666"/>
+              <w:bottom w:val="single" w:sz="6" w:space="0" w:color="666666"/>
+              <w:right w:val="single" w:sz="6" w:space="0" w:color="666666"/>
+            </w:tcBorders>
+          </w:tcPr>
+          <w:p>
+            <w:pPr>
+              <w:pStyle w:val="TableContents"/>
+              <w:keepNext w:val="true"/>
+              <w:spacing w:before="120" w:after="120"/>
+              <w:jc w:val="center"/>
+              <w:rPr>
+                <w:rFonts w:ascii="Times New Roman" w:hAnsi="Times New Roman"/>
+                <w:b w:val="false"/>
+                <w:bCs w:val="false"/>
+                <w:i w:val="false"/>
+                <w:i w:val="false"/>
+                <w:iCs w:val="false"/>
+                <w:strike w:val="false"/>
+                <w:dstrike w:val="false"/>
+                <w:outline w:val="false"/>
+                <w:shadow w:val="false"/>
+                <w:color w:val="000000"/>
+                <w:sz w:val="24"/>
+                <w:szCs w:val="24"/>
+                <w:u w:val="none"/>
+              </w:rPr>
+            </w:pPr>
+            <w:r>
+              <w:rPr>
+                <w:rFonts w:ascii="Times New Roman" w:hAnsi="Times New Roman"/>
+                <w:b w:val="false"/>
+                <w:bCs w:val="false"/>
+                <w:i w:val="false"/>
+                <w:iCs w:val="false"/>
+                <w:strike w:val="false"/>
+                <w:dstrike w:val="false"/>
+                <w:outline w:val="false"/>
+                <w:shadow w:val="false"/>
+                <w:color w:val="000000"/>
+                <w:sz w:val="24"/>
+                <w:szCs w:val="24"/>
+                <w:u w:val="none"/>
+              </w:rPr>
+              <w:t>PYTHON_ECHO</w:t>
+            </w:r>
+          </w:p>
+        </w:tc>
+        <w:tc>
+          <w:tcPr>
+            <w:tcW w:w="1624" w:type="dxa"/>
+            <w:tcBorders>
+              <w:left w:val="single" w:sz="6" w:space="0" w:color="666666"/>
+              <w:bottom w:val="single" w:sz="6" w:space="0" w:color="666666"/>
+              <w:right w:val="single" w:sz="6" w:space="0" w:color="666666"/>
+            </w:tcBorders>
+          </w:tcPr>
+          <w:p>
+            <w:pPr>
+              <w:pStyle w:val="TableContents"/>
+              <w:spacing w:before="120" w:after="120"/>
+              <w:jc w:val="center"/>
+              <w:rPr>
+                <w:rFonts w:ascii="Times New Roman" w:hAnsi="Times New Roman"/>
+              </w:rPr>
+            </w:pPr>
+            <w:r>
+              <w:rPr>
+                <w:rFonts w:ascii="Times New Roman" w:hAnsi="Times New Roman"/>
+              </w:rPr>
+              <w:t>Python</w:t>
+            </w:r>
+          </w:p>
+        </w:tc>
+        <w:tc>
+          <w:tcPr>
+            <w:tcW w:w="5023" w:type="dxa"/>
+            <w:tcBorders>
+              <w:left w:val="single" w:sz="6" w:space="0" w:color="666666"/>
+              <w:bottom w:val="single" w:sz="6" w:space="0" w:color="666666"/>
+              <w:right w:val="single" w:sz="6" w:space="0" w:color="666666"/>
+            </w:tcBorders>
+          </w:tcPr>
+          <w:p>
+            <w:pPr>
+              <w:pStyle w:val="TableContents"/>
+              <w:spacing w:before="120" w:after="120"/>
+              <w:jc w:val="center"/>
+              <w:rPr>
+                <w:rFonts w:ascii="Times New Roman" w:hAnsi="Times New Roman"/>
+                <w:b w:val="false"/>
+                <w:bCs w:val="false"/>
+                <w:i w:val="false"/>
+                <w:i w:val="false"/>
+                <w:iCs w:val="false"/>
+                <w:strike w:val="false"/>
+                <w:dstrike w:val="false"/>
+                <w:outline w:val="false"/>
+                <w:shadow w:val="false"/>
+                <w:color w:val="000000"/>
+                <w:sz w:val="24"/>
+                <w:szCs w:val="24"/>
+                <w:u w:val="none"/>
+              </w:rPr>
+            </w:pPr>
+            <w:r>
+              <w:rPr>
+                <w:rFonts w:ascii="Times New Roman" w:hAnsi="Times New Roman"/>
+                <w:b w:val="false"/>
+                <w:bCs w:val="false"/>
+                <w:i w:val="false"/>
+                <w:iCs w:val="false"/>
+                <w:strike w:val="false"/>
+                <w:dstrike w:val="false"/>
+                <w:outline w:val="false"/>
+                <w:shadow w:val="false"/>
+                <w:color w:val="000000"/>
+                <w:sz w:val="24"/>
+                <w:szCs w:val="24"/>
+                <w:u w:val="none"/>
+              </w:rPr>
+              <w:t>Returns the message field through Python task runner</w:t>
+            </w:r>
+          </w:p>
+        </w:tc>
+      </w:tr>
+      <w:tr>
+        <w:trPr/>
+        <w:tc>
+          <w:tcPr>
+            <w:tcW w:w="2424" w:type="dxa"/>
+            <w:tcBorders>
+              <w:left w:val="single" w:sz="6" w:space="0" w:color="666666"/>
+              <w:bottom w:val="single" w:sz="6" w:space="0" w:color="666666"/>
+              <w:right w:val="single" w:sz="6" w:space="0" w:color="666666"/>
+            </w:tcBorders>
+          </w:tcPr>
+          <w:p>
+            <w:pPr>
+              <w:pStyle w:val="TableContents"/>
+              <w:keepNext w:val="true"/>
+              <w:spacing w:before="120" w:after="120"/>
+              <w:jc w:val="center"/>
+              <w:rPr>
+                <w:rFonts w:ascii="Times New Roman" w:hAnsi="Times New Roman"/>
+                <w:b w:val="false"/>
+                <w:bCs w:val="false"/>
+                <w:i w:val="false"/>
+                <w:i w:val="false"/>
+                <w:iCs w:val="false"/>
+                <w:strike w:val="false"/>
+                <w:dstrike w:val="false"/>
+                <w:outline w:val="false"/>
+                <w:shadow w:val="false"/>
+                <w:color w:val="000000"/>
+                <w:sz w:val="24"/>
+                <w:szCs w:val="24"/>
+                <w:u w:val="none"/>
+              </w:rPr>
+            </w:pPr>
+            <w:r>
+              <w:rPr>
+                <w:rFonts w:ascii="Times New Roman" w:hAnsi="Times New Roman"/>
+                <w:b w:val="false"/>
+                <w:bCs w:val="false"/>
+                <w:i w:val="false"/>
+                <w:iCs w:val="false"/>
+                <w:strike w:val="false"/>
+                <w:dstrike w:val="false"/>
+                <w:outline w:val="false"/>
+                <w:shadow w:val="false"/>
+                <w:color w:val="000000"/>
+                <w:sz w:val="24"/>
+                <w:szCs w:val="24"/>
+                <w:u w:val="none"/>
+              </w:rPr>
+              <w:t>TEXT_STATS</w:t>
+            </w:r>
+          </w:p>
+        </w:tc>
+        <w:tc>
+          <w:tcPr>
+            <w:tcW w:w="1624" w:type="dxa"/>
+            <w:tcBorders>
+              <w:left w:val="single" w:sz="6" w:space="0" w:color="666666"/>
+              <w:bottom w:val="single" w:sz="6" w:space="0" w:color="666666"/>
+              <w:right w:val="single" w:sz="6" w:space="0" w:color="666666"/>
+            </w:tcBorders>
+          </w:tcPr>
+          <w:p>
+            <w:pPr>
+              <w:pStyle w:val="TableContents"/>
+              <w:spacing w:before="120" w:after="120"/>
+              <w:jc w:val="center"/>
+              <w:rPr>
+                <w:rFonts w:ascii="Times New Roman" w:hAnsi="Times New Roman"/>
+              </w:rPr>
+            </w:pPr>
+            <w:r>
+              <w:rPr>
+                <w:rFonts w:ascii="Times New Roman" w:hAnsi="Times New Roman"/>
+              </w:rPr>
+              <w:t>Python</w:t>
+            </w:r>
+          </w:p>
+        </w:tc>
+        <w:tc>
+          <w:tcPr>
+            <w:tcW w:w="5023" w:type="dxa"/>
+            <w:tcBorders>
+              <w:left w:val="single" w:sz="6" w:space="0" w:color="666666"/>
+              <w:bottom w:val="single" w:sz="6" w:space="0" w:color="666666"/>
+              <w:right w:val="single" w:sz="6" w:space="0" w:color="666666"/>
+            </w:tcBorders>
+          </w:tcPr>
+          <w:p>
+            <w:pPr>
+              <w:pStyle w:val="TableContents"/>
+              <w:spacing w:before="120" w:after="120"/>
+              <w:jc w:val="center"/>
+              <w:rPr>
+                <w:rFonts w:ascii="Times New Roman" w:hAnsi="Times New Roman"/>
+                <w:b w:val="false"/>
+                <w:bCs w:val="false"/>
+                <w:i w:val="false"/>
+                <w:i w:val="false"/>
+                <w:iCs w:val="false"/>
+                <w:strike w:val="false"/>
+                <w:dstrike w:val="false"/>
+                <w:outline w:val="false"/>
+                <w:shadow w:val="false"/>
+                <w:color w:val="000000"/>
+                <w:sz w:val="24"/>
+                <w:szCs w:val="24"/>
+                <w:u w:val="none"/>
+              </w:rPr>
+            </w:pPr>
+            <w:r>
+              <w:rPr>
+                <w:rFonts w:ascii="Times New Roman" w:hAnsi="Times New Roman"/>
+                <w:b w:val="false"/>
+                <w:bCs w:val="false"/>
+                <w:i w:val="false"/>
+                <w:iCs w:val="false"/>
+                <w:strike w:val="false"/>
+                <w:dstrike w:val="false"/>
+                <w:outline w:val="false"/>
+                <w:shadow w:val="false"/>
+                <w:color w:val="000000"/>
+                <w:sz w:val="24"/>
+                <w:szCs w:val="24"/>
+                <w:u w:val="none"/>
+              </w:rPr>
+              <w:t>Count</w:t>
+            </w:r>
+            <w:r>
+              <w:rPr>
+                <w:rFonts w:ascii="Times New Roman" w:hAnsi="Times New Roman"/>
+                <w:b w:val="false"/>
+                <w:bCs w:val="false"/>
+                <w:i w:val="false"/>
+                <w:iCs w:val="false"/>
+                <w:strike w:val="false"/>
+                <w:dstrike w:val="false"/>
+                <w:outline w:val="false"/>
+                <w:shadow w:val="false"/>
+                <w:color w:val="000000"/>
+                <w:sz w:val="24"/>
+                <w:szCs w:val="24"/>
+                <w:u w:val="none"/>
+              </w:rPr>
+              <w:t xml:space="preserve">s </w:t>
+            </w:r>
+            <w:r>
+              <w:rPr>
+                <w:rFonts w:ascii="Times New Roman" w:hAnsi="Times New Roman"/>
+                <w:b w:val="false"/>
+                <w:bCs w:val="false"/>
+                <w:i w:val="false"/>
+                <w:iCs w:val="false"/>
+                <w:strike w:val="false"/>
+                <w:dstrike w:val="false"/>
+                <w:outline w:val="false"/>
+                <w:shadow w:val="false"/>
+                <w:color w:val="000000"/>
+                <w:sz w:val="24"/>
+                <w:szCs w:val="24"/>
+                <w:u w:val="none"/>
+              </w:rPr>
+              <w:t>characters, words, and lines</w:t>
+            </w:r>
+          </w:p>
+        </w:tc>
+      </w:tr>
+      <w:tr>
+        <w:trPr/>
+        <w:tc>
+          <w:tcPr>
+            <w:tcW w:w="2424" w:type="dxa"/>
+            <w:tcBorders>
+              <w:top w:val="single" w:sz="6" w:space="0" w:color="666666"/>
+              <w:left w:val="single" w:sz="6" w:space="0" w:color="666666"/>
+              <w:bottom w:val="single" w:sz="6" w:space="0" w:color="666666"/>
+              <w:right w:val="single" w:sz="6" w:space="0" w:color="666666"/>
+            </w:tcBorders>
+          </w:tcPr>
+          <w:p>
+            <w:pPr>
+              <w:pStyle w:val="TableContents"/>
+              <w:keepNext w:val="true"/>
+              <w:spacing w:before="120" w:after="120"/>
+              <w:jc w:val="center"/>
+              <w:rPr>
+                <w:rFonts w:ascii="Times New Roman" w:hAnsi="Times New Roman"/>
+                <w:b w:val="false"/>
+                <w:bCs w:val="false"/>
+                <w:i w:val="false"/>
+                <w:i w:val="false"/>
+                <w:iCs w:val="false"/>
+                <w:strike w:val="false"/>
+                <w:dstrike w:val="false"/>
+                <w:outline w:val="false"/>
+                <w:shadow w:val="false"/>
+                <w:color w:val="000000"/>
+                <w:sz w:val="24"/>
+                <w:szCs w:val="24"/>
+                <w:u w:val="none"/>
+              </w:rPr>
+            </w:pPr>
+            <w:r>
+              <w:rPr>
+                <w:rFonts w:ascii="Times New Roman" w:hAnsi="Times New Roman"/>
+                <w:b w:val="false"/>
+                <w:bCs w:val="false"/>
+                <w:i w:val="false"/>
+                <w:iCs w:val="false"/>
+                <w:strike w:val="false"/>
+                <w:dstrike w:val="false"/>
+                <w:outline w:val="false"/>
+                <w:shadow w:val="false"/>
+                <w:color w:val="000000"/>
+                <w:sz w:val="24"/>
+                <w:szCs w:val="24"/>
+                <w:u w:val="none"/>
+              </w:rPr>
+              <w:t>KEYWORD_COUNT</w:t>
+            </w:r>
+          </w:p>
+        </w:tc>
+        <w:tc>
+          <w:tcPr>
+            <w:tcW w:w="1624" w:type="dxa"/>
+            <w:tcBorders>
+              <w:top w:val="single" w:sz="6" w:space="0" w:color="666666"/>
+              <w:left w:val="single" w:sz="6" w:space="0" w:color="666666"/>
+              <w:bottom w:val="single" w:sz="6" w:space="0" w:color="666666"/>
+              <w:right w:val="single" w:sz="6" w:space="0" w:color="666666"/>
+            </w:tcBorders>
+          </w:tcPr>
+          <w:p>
+            <w:pPr>
+              <w:pStyle w:val="TableContents"/>
+              <w:spacing w:before="120" w:after="120"/>
+              <w:jc w:val="center"/>
+              <w:rPr>
+                <w:rFonts w:ascii="Times New Roman" w:hAnsi="Times New Roman"/>
+              </w:rPr>
+            </w:pPr>
+            <w:r>
+              <w:rPr>
+                <w:rFonts w:ascii="Times New Roman" w:hAnsi="Times New Roman"/>
+              </w:rPr>
+              <w:t>Python</w:t>
+            </w:r>
+          </w:p>
+        </w:tc>
+        <w:tc>
+          <w:tcPr>
+            <w:tcW w:w="5023" w:type="dxa"/>
+            <w:tcBorders>
+              <w:top w:val="single" w:sz="6" w:space="0" w:color="666666"/>
+              <w:left w:val="single" w:sz="6" w:space="0" w:color="666666"/>
+              <w:bottom w:val="single" w:sz="6" w:space="0" w:color="666666"/>
+              <w:right w:val="single" w:sz="6" w:space="0" w:color="666666"/>
+            </w:tcBorders>
+          </w:tcPr>
+          <w:p>
+            <w:pPr>
+              <w:pStyle w:val="TableContents"/>
+              <w:spacing w:before="120" w:after="120"/>
+              <w:jc w:val="center"/>
+              <w:rPr>
+                <w:rFonts w:ascii="Times New Roman" w:hAnsi="Times New Roman"/>
+                <w:b w:val="false"/>
+                <w:bCs w:val="false"/>
+                <w:i w:val="false"/>
+                <w:i w:val="false"/>
+                <w:iCs w:val="false"/>
+                <w:strike w:val="false"/>
+                <w:dstrike w:val="false"/>
+                <w:outline w:val="false"/>
+                <w:shadow w:val="false"/>
+                <w:color w:val="000000"/>
+                <w:sz w:val="24"/>
+                <w:szCs w:val="24"/>
+                <w:u w:val="none"/>
+              </w:rPr>
+            </w:pPr>
+            <w:r>
+              <w:rPr>
+                <w:rFonts w:ascii="Times New Roman" w:hAnsi="Times New Roman"/>
+                <w:b w:val="false"/>
+                <w:bCs w:val="false"/>
+                <w:i w:val="false"/>
+                <w:iCs w:val="false"/>
+                <w:strike w:val="false"/>
+                <w:dstrike w:val="false"/>
+                <w:outline w:val="false"/>
+                <w:shadow w:val="false"/>
+                <w:color w:val="000000"/>
+                <w:sz w:val="24"/>
+                <w:szCs w:val="24"/>
+                <w:u w:val="none"/>
+              </w:rPr>
+              <w:t>Counts whole-word keyword matches in text</w:t>
+            </w:r>
+          </w:p>
+        </w:tc>
+      </w:tr>
+    </w:tbl>
+    <w:p>
+      <w:pPr>
+        <w:pStyle w:val="Table"/>
+        <w:rPr/>
+      </w:pPr>
+      <w:r>
+        <w:rPr/>
+        <w:t xml:space="preserve">Table </w:t>
+      </w:r>
+      <w:r>
+        <w:rPr/>
+        <w:fldChar w:fldCharType="begin"/>
+      </w:r>
+      <w:r>
+        <w:rPr/>
+        <w:instrText xml:space="preserve"> SEQ Table \* ARABIC </w:instrText>
+      </w:r>
+      <w:r>
+        <w:rPr/>
+        <w:fldChar w:fldCharType="separate"/>
+      </w:r>
+      <w:r>
+        <w:rPr/>
+        <w:t>2</w:t>
+      </w:r>
+      <w:r>
+        <w:rPr/>
+        <w:fldChar w:fldCharType="end"/>
+      </w:r>
+      <w:r>
+        <w:rPr/>
+        <w:t>: Demonstration task types and expected results.</w:t>
+      </w:r>
+    </w:p>
+    <w:p>
+      <w:pPr>
+        <w:pStyle w:val="Normal"/>
+        <w:bidi w:val="0"/>
+        <w:ind w:firstLine="850"/>
+        <w:jc w:val="left"/>
+        <w:rPr/>
+      </w:pPr>
+      <w:r>
+        <w:rPr/>
+        <w:t>The tasks are inserted into the database with different priorities. This makes it possible to observe that the coordinator reads pending tasks according to priority ordering. Higher-priority tasks are selected before lower-priority tasks when they are available for scheduling.</w:t>
+      </w:r>
+    </w:p>
+    <w:p>
+      <w:pPr>
+        <w:pStyle w:val="Heading1"/>
+        <w:jc w:val="left"/>
+        <w:rPr/>
+      </w:pPr>
+      <w:bookmarkStart w:id="25" w:name="__RefHeading___Toc405_1138037686"/>
+      <w:bookmarkEnd w:id="25"/>
+      <w:r>
+        <w:rPr/>
+        <w:t>5.3. Execution Results</w:t>
+      </w:r>
+    </w:p>
+    <w:p>
+      <w:pPr>
+        <w:pStyle w:val="Normal"/>
+        <w:bidi w:val="0"/>
+        <w:ind w:firstLine="850"/>
+        <w:jc w:val="left"/>
+        <w:rPr/>
+      </w:pPr>
+      <w:r>
+        <w:rPr/>
+        <w:t>After the demonstration tasks are created, they initially appear with the PENDING status. When the coordinator agent starts, it reads pending tasks from PostgreSQL and assigns them to the configured executor agents. The selected executor receives a JADE ACL REQUEST message containing the task id. The executor then verifies the task assignment in the database, marks the task as RUNNING, executes the task logic, and stores the final result.</w:t>
+      </w:r>
+    </w:p>
+    <w:p>
+      <w:pPr>
+        <w:pStyle w:val="Normal"/>
+        <w:bidi w:val="0"/>
+        <w:ind w:firstLine="850"/>
+        <w:jc w:val="left"/>
+        <w:rPr/>
+      </w:pPr>
+      <w:r>
+        <w:rPr/>
+      </w:r>
+    </w:p>
+    <w:p>
+      <w:pPr>
+        <w:pStyle w:val="Normal"/>
+        <w:bidi w:val="0"/>
+        <w:ind w:firstLine="850"/>
+        <w:jc w:val="left"/>
+        <w:rPr/>
+      </w:pPr>
+      <w:r>
+        <w:rPr/>
+      </w:r>
+    </w:p>
+    <w:p>
+      <w:pPr>
+        <w:pStyle w:val="Normal"/>
+        <w:bidi w:val="0"/>
+        <w:ind w:firstLine="850"/>
+        <w:jc w:val="left"/>
+        <w:rPr/>
+      </w:pPr>
+      <w:r>
+        <w:rPr/>
+        <w:t>In a successful demonstration run, the normal task flow is:</w:t>
+      </w:r>
+    </w:p>
+    <w:p>
+      <w:pPr>
+        <w:pStyle w:val="Normal"/>
+        <w:bidi w:val="0"/>
+        <w:ind w:firstLine="850"/>
+        <w:jc w:val="left"/>
+        <w:rPr/>
+      </w:pPr>
+      <w:r>
+        <w:rPr/>
+        <w:t>PENDING -&gt; ASSIGNED -&gt; RUNNING -&gt; COMPLETED</w:t>
+      </w:r>
+    </w:p>
+    <w:p>
+      <w:pPr>
+        <w:pStyle w:val="Normal"/>
+        <w:bidi w:val="0"/>
+        <w:ind w:firstLine="850"/>
+        <w:jc w:val="left"/>
+        <w:rPr/>
+      </w:pPr>
+      <w:r>
+        <w:rPr/>
+        <w:t>The final results show that both Java-native and Python-backed task execution paths work correctly. Java tasks are executed directly by the TaskExecutor class, while Python-backed tasks are executed through the PythonTaskRunner bridge. The Python bridge starts the Python task runner script as a separate process and returns its output to the Java executor.</w:t>
+      </w:r>
+    </w:p>
+    <w:p>
+      <w:pPr>
+        <w:pStyle w:val="Normal"/>
+        <w:bidi w:val="0"/>
+        <w:ind w:firstLine="850"/>
+        <w:jc w:val="left"/>
+        <w:rPr/>
+      </w:pPr>
+      <w:r>
+        <w:rPr/>
+        <w:t>The demonstrated results confirm that the system can:</w:t>
+      </w:r>
+    </w:p>
+    <w:p>
+      <w:pPr>
+        <w:pStyle w:val="Normal"/>
+        <w:bidi w:val="0"/>
+        <w:ind w:firstLine="850"/>
+        <w:jc w:val="left"/>
+        <w:rPr/>
+      </w:pPr>
+      <w:r>
+        <w:rPr/>
+        <w:t>1. store tasks persistently in PostgreSQL;</w:t>
+      </w:r>
+    </w:p>
+    <w:p>
+      <w:pPr>
+        <w:pStyle w:val="Normal"/>
+        <w:bidi w:val="0"/>
+        <w:ind w:firstLine="850"/>
+        <w:jc w:val="left"/>
+        <w:rPr/>
+      </w:pPr>
+      <w:r>
+        <w:rPr/>
+        <w:t>2. select pending tasks according to priority;</w:t>
+      </w:r>
+    </w:p>
+    <w:p>
+      <w:pPr>
+        <w:pStyle w:val="Normal"/>
+        <w:bidi w:val="0"/>
+        <w:ind w:firstLine="850"/>
+        <w:jc w:val="left"/>
+        <w:rPr/>
+      </w:pPr>
+      <w:r>
+        <w:rPr/>
+        <w:t>3. assign tasks to executor agents;</w:t>
+      </w:r>
+    </w:p>
+    <w:p>
+      <w:pPr>
+        <w:pStyle w:val="Normal"/>
+        <w:bidi w:val="0"/>
+        <w:ind w:firstLine="850"/>
+        <w:jc w:val="left"/>
+        <w:rPr/>
+      </w:pPr>
+      <w:r>
+        <w:rPr/>
+        <w:t>4. communicate task assignments through JADE ACL messages;</w:t>
+      </w:r>
+    </w:p>
+    <w:p>
+      <w:pPr>
+        <w:pStyle w:val="Normal"/>
+        <w:bidi w:val="0"/>
+        <w:ind w:firstLine="850"/>
+        <w:jc w:val="left"/>
+        <w:rPr/>
+      </w:pPr>
+      <w:r>
+        <w:rPr/>
+        <w:t>5. execute Java and Python task logic;</w:t>
+      </w:r>
+    </w:p>
+    <w:p>
+      <w:pPr>
+        <w:pStyle w:val="Normal"/>
+        <w:bidi w:val="0"/>
+        <w:ind w:firstLine="850"/>
+        <w:jc w:val="left"/>
+        <w:rPr/>
+      </w:pPr>
+      <w:r>
+        <w:rPr/>
+        <w:t>6. store task results;</w:t>
+      </w:r>
+    </w:p>
+    <w:p>
+      <w:pPr>
+        <w:pStyle w:val="Normal"/>
+        <w:bidi w:val="0"/>
+        <w:ind w:firstLine="850"/>
+        <w:jc w:val="left"/>
+        <w:rPr/>
+      </w:pPr>
+      <w:r>
+        <w:rPr/>
+        <w:t>7. record lifecycle events for later inspection.</w:t>
+      </w:r>
+    </w:p>
+    <w:p>
+      <w:pPr>
+        <w:pStyle w:val="Heading1"/>
+        <w:jc w:val="left"/>
+        <w:rPr/>
+      </w:pPr>
+      <w:bookmarkStart w:id="26" w:name="__RefHeading___Toc407_1138037686"/>
+      <w:bookmarkEnd w:id="26"/>
+      <w:r>
+        <w:rPr/>
+        <w:t>5.4. Dashboard Observation</w:t>
+      </w:r>
+    </w:p>
+    <w:p>
+      <w:pPr>
+        <w:pStyle w:val="Normal"/>
+        <w:bidi w:val="0"/>
+        <w:ind w:firstLine="850"/>
+        <w:jc w:val="left"/>
+        <w:rPr/>
+      </w:pPr>
+      <w:r>
+        <w:rPr/>
+        <w:t>The web dashboard provides a visual way to inspect the demonstration. The dashboard shows task counts grouped by status, active executor workloads, recent lifecycle events, and recent tasks. This makes it possible to observe the system without directly querying the database.</w:t>
+      </w:r>
+    </w:p>
+    <w:p>
+      <w:pPr>
+        <w:pStyle w:val="Normal"/>
+        <w:bidi w:val="0"/>
+        <w:ind w:firstLine="850"/>
+        <w:jc w:val="left"/>
+        <w:rPr/>
+      </w:pPr>
+      <w:r>
+        <w:rPr/>
+        <w:t>During the demonstration, newly created tasks first appear as PENDING. After the agents are started, the dashboard shows the tasks moving through ASSIGNED and RUNNING states. Completed tasks then appear with the COMPLETED status. The task detail page provides a more detailed view of an individual task, including its input data, result, assigned executor, timestamps, and lifecycle event timeline.</w:t>
+      </w:r>
+    </w:p>
+    <w:p>
+      <w:pPr>
+        <w:pStyle w:val="Normal"/>
+        <w:bidi w:val="0"/>
+        <w:ind w:firstLine="850"/>
+        <w:jc w:val="left"/>
+        <w:rPr/>
+      </w:pPr>
+      <w:r>
+        <w:rPr/>
+        <w:t>The lifecycle event timeline is especially useful because it confirms that status transitions are recorded separately from the task row itself. A successfully completed task contains events such as CREATED, ASSIGNED, STARTED, and COMPLETED. This shows that the system not only changes task status, but also records a traceable history of execution.</w:t>
+      </w:r>
+    </w:p>
+    <w:p>
+      <w:pPr>
+        <w:pStyle w:val="Normal"/>
+        <w:bidi w:val="0"/>
+        <w:ind w:firstLine="850"/>
+        <w:jc w:val="left"/>
+        <w:rPr/>
+      </w:pPr>
+      <w:r>
+        <w:rPr/>
+      </w:r>
+    </w:p>
+    <w:p>
+      <w:pPr>
+        <w:pStyle w:val="Normal"/>
+        <w:bidi w:val="0"/>
+        <w:ind w:firstLine="850"/>
+        <w:jc w:val="center"/>
+        <w:rPr/>
+      </w:pPr>
+      <w:r>
+        <w:rPr/>
+      </w:r>
+      <w:r>
+        <mc:AlternateContent>
+          <mc:Choice Requires="wps">
+            <w:drawing>
+              <wp:anchor behindDoc="0" distT="0" distB="0" distL="0" distR="0" simplePos="0" locked="0" layoutInCell="0" allowOverlap="1" relativeHeight="70">
+                <wp:simplePos x="0" y="0"/>
+                <wp:positionH relativeFrom="column">
+                  <wp:align>center</wp:align>
+                </wp:positionH>
+                <wp:positionV relativeFrom="paragraph">
+                  <wp:posOffset>635</wp:posOffset>
+                </wp:positionV>
+                <wp:extent cx="5760085" cy="4140200"/>
+                <wp:effectExtent l="0" t="0" r="0" b="0"/>
+                <wp:wrapSquare wrapText="largest"/>
+                <wp:docPr id="9" name="Frame9"/>
+                <a:graphic xmlns:a="http://schemas.openxmlformats.org/drawingml/2006/main">
+                  <a:graphicData uri="http://schemas.microsoft.com/office/word/2010/wordprocessingShape">
+                    <wps:wsp>
+                      <wps:cNvSpPr txBox="1"/>
+                      <wps:spPr>
+                        <a:xfrm>
+                          <a:off x="0" y="0"/>
+                          <a:ext cx="5760085" cy="4140200"/>
+                        </a:xfrm>
+                        <a:prstGeom prst="rect"/>
+                        <a:solidFill>
+                          <a:srgbClr val="FFFFFF"/>
+                        </a:solidFill>
+                      </wps:spPr>
+                      <wps:txbx>
+                        <w:txbxContent>
+                          <w:p>
+                            <w:pPr>
+                              <w:pStyle w:val="Figure"/>
+                              <w:spacing w:before="120" w:after="120"/>
+                              <w:rPr/>
+                            </w:pPr>
+                            <w:r>
+                              <w:rPr/>
+                              <w:drawing>
+                                <wp:inline distT="0" distB="0" distL="0" distR="0">
+                                  <wp:extent cx="5708015" cy="3728720"/>
+                                  <wp:effectExtent l="0" t="0" r="0" b="0"/>
+                                  <wp:docPr id="10" name="Image5" descr=""/>
+                                  <wp:cNvGraphicFramePr>
+                                    <a:graphicFrameLocks xmlns:a="http://schemas.openxmlformats.org/drawingml/2006/main" noChangeAspect="1"/>
+                                  </wp:cNvGraphicFramePr>
+                                  <a:graphic xmlns:a="http://schemas.openxmlformats.org/drawingml/2006/main">
+                                    <a:graphicData uri="http://schemas.openxmlformats.org/drawingml/2006/picture">
+                                      <pic:pic xmlns:pic="http://schemas.openxmlformats.org/drawingml/2006/picture">
+                                        <pic:nvPicPr>
+                                          <pic:cNvPr id="10" name="Image5" descr=""/>
+                                          <pic:cNvPicPr>
+                                            <a:picLocks noChangeAspect="1" noChangeArrowheads="1"/>
+                                          </pic:cNvPicPr>
+                                        </pic:nvPicPr>
+                                        <pic:blipFill>
+                                          <a:blip r:embed="rId10"/>
+                                          <a:stretch>
+                                            <a:fillRect/>
+                                          </a:stretch>
+                                        </pic:blipFill>
+                                        <pic:spPr bwMode="auto">
+                                          <a:xfrm>
+                                            <a:off x="0" y="0"/>
+                                            <a:ext cx="5708015" cy="3728720"/>
+                                          </a:xfrm>
+                                          <a:prstGeom prst="rect">
+                                            <a:avLst/>
+                                          </a:prstGeom>
+                                        </pic:spPr>
+                                      </pic:pic>
+                                    </a:graphicData>
+                                  </a:graphic>
+                                </wp:inline>
+                              </w:drawing>
+                              <w:t xml:space="preserve">Figure </w:t>
+                            </w:r>
+                            <w:r>
+                              <w:rPr/>
+                              <w:fldChar w:fldCharType="begin"/>
+                            </w:r>
+                            <w:r>
+                              <w:rPr/>
+                              <w:instrText xml:space="preserve"> SEQ Figure \* ARABIC </w:instrText>
+                            </w:r>
+                            <w:r>
+                              <w:rPr/>
+                              <w:fldChar w:fldCharType="separate"/>
+                            </w:r>
+                            <w:r>
+                              <w:rPr/>
+                              <w:t>5</w:t>
+                            </w:r>
+                            <w:r>
+                              <w:rPr/>
+                              <w:fldChar w:fldCharType="end"/>
+                            </w:r>
+                            <w:r>
+                              <w:rPr/>
+                              <w:t>: Task queue view showing completed demonstration tasks.</w:t>
+                            </w:r>
+                          </w:p>
+                        </w:txbxContent>
+                      </wps:txbx>
+                      <wps:bodyPr anchor="t" lIns="0" tIns="0" rIns="0" bIns="0">
+                        <a:noAutofit/>
+                      </wps:bodyPr>
+                    </wps:wsp>
+                  </a:graphicData>
+                </a:graphic>
+              </wp:anchor>
+            </w:drawing>
+          </mc:Choice>
+          <mc:Fallback>
+            <w:pict>
+              <v:rect style="position:absolute;rotation:-0;width:453.55pt;height:326pt;mso-wrap-distance-left:0pt;mso-wrap-distance-right:0pt;mso-wrap-distance-top:0pt;mso-wrap-distance-bottom:0pt;margin-top:0pt;mso-position-vertical:top;mso-position-vertical-relative:text;margin-left:0pt;mso-position-horizontal:center;mso-position-horizontal-relative:text">
+                <v:textbox inset="0in,0in,0in,0in">
+                  <w:txbxContent>
+                    <w:p>
+                      <w:pPr>
+                        <w:pStyle w:val="Figure"/>
+                        <w:spacing w:before="120" w:after="120"/>
+                        <w:rPr/>
+                      </w:pPr>
+                      <w:r>
+                        <w:rPr/>
+                        <w:drawing>
+                          <wp:inline distT="0" distB="0" distL="0" distR="0">
+                            <wp:extent cx="5708015" cy="3728720"/>
+                            <wp:effectExtent l="0" t="0" r="0" b="0"/>
+                            <wp:docPr id="11" name="Image5" descr=""/>
+                            <wp:cNvGraphicFramePr>
+                              <a:graphicFrameLocks xmlns:a="http://schemas.openxmlformats.org/drawingml/2006/main" noChangeAspect="1"/>
+                            </wp:cNvGraphicFramePr>
+                            <a:graphic xmlns:a="http://schemas.openxmlformats.org/drawingml/2006/main">
+                              <a:graphicData uri="http://schemas.openxmlformats.org/drawingml/2006/picture">
+                                <pic:pic xmlns:pic="http://schemas.openxmlformats.org/drawingml/2006/picture">
+                                  <pic:nvPicPr>
+                                    <pic:cNvPr id="11" name="Image5" descr=""/>
+                                    <pic:cNvPicPr>
+                                      <a:picLocks noChangeAspect="1" noChangeArrowheads="1"/>
+                                    </pic:cNvPicPr>
+                                  </pic:nvPicPr>
+                                  <pic:blipFill>
+                                    <a:blip r:embed="rId11"/>
+                                    <a:stretch>
+                                      <a:fillRect/>
+                                    </a:stretch>
+                                  </pic:blipFill>
+                                  <pic:spPr bwMode="auto">
+                                    <a:xfrm>
+                                      <a:off x="0" y="0"/>
+                                      <a:ext cx="5708015" cy="3728720"/>
+                                    </a:xfrm>
+                                    <a:prstGeom prst="rect">
+                                      <a:avLst/>
+                                    </a:prstGeom>
+                                  </pic:spPr>
+                                </pic:pic>
+                              </a:graphicData>
+                            </a:graphic>
+                          </wp:inline>
+                        </w:drawing>
+                        <w:t xml:space="preserve">Figure </w:t>
+                      </w:r>
+                      <w:r>
+                        <w:rPr/>
+                        <w:fldChar w:fldCharType="begin"/>
+                      </w:r>
+                      <w:r>
+                        <w:rPr/>
+                        <w:instrText xml:space="preserve"> SEQ Figure \* ARABIC </w:instrText>
+                      </w:r>
+                      <w:r>
+                        <w:rPr/>
+                        <w:fldChar w:fldCharType="separate"/>
+                      </w:r>
+                      <w:r>
+                        <w:rPr/>
+                        <w:t>5</w:t>
+                      </w:r>
+                      <w:r>
+                        <w:rPr/>
+                        <w:fldChar w:fldCharType="end"/>
+                      </w:r>
+                      <w:r>
+                        <w:rPr/>
+                        <w:t>: Task queue view showing completed demonstration tasks.</w:t>
+                      </w:r>
+                    </w:p>
+                  </w:txbxContent>
+                </v:textbox>
+                <w10:wrap type="square" side="largest"/>
+              </v:rect>
+            </w:pict>
+          </mc:Fallback>
+        </mc:AlternateContent>
+      </w:r>
+    </w:p>
+    <w:p>
+      <w:pPr>
+        <w:pStyle w:val="Heading1"/>
+        <w:jc w:val="left"/>
+        <w:rPr/>
+      </w:pPr>
+      <w:bookmarkStart w:id="27" w:name="__RefHeading___Toc409_1138037686"/>
+      <w:bookmarkEnd w:id="27"/>
+      <w:r>
+        <w:rPr/>
+        <w:t>5.5. Test Results</w:t>
+      </w:r>
+    </w:p>
+    <w:p>
+      <w:pPr>
+        <w:pStyle w:val="Normal"/>
+        <w:bidi w:val="0"/>
+        <w:ind w:firstLine="850"/>
+        <w:jc w:val="left"/>
+        <w:rPr/>
+      </w:pPr>
+      <w:r>
+        <w:rPr/>
+        <w:t>The implementation was also checked through automated tests. The Java test suite verifies task execution behaviour for Java-native task types, including successful execution, invalid input handling, text summarization, malformed JSON, and unsupported task types. The Python test suite verifies Python-backed task logic, including echo behaviour, text statistics, keyword counting, empty input handling, and unsupported Python task types.</w:t>
+      </w:r>
+    </w:p>
+    <w:p>
+      <w:pPr>
+        <w:pStyle w:val="Normal"/>
+        <w:bidi w:val="0"/>
+        <w:ind w:firstLine="850"/>
+        <w:jc w:val="left"/>
+        <w:rPr/>
+      </w:pPr>
+      <w:r>
+        <w:rPr/>
+        <w:t>In the current local test run, the Java test suite completed successfully with seven active tests. One database integration test class was present but skipped because the opt-in database integration environment variable was not enabled. The Python task module test suite also completed successfully with seven tests.</w:t>
+      </w:r>
+    </w:p>
+    <w:p>
+      <w:pPr>
+        <w:pStyle w:val="Normal"/>
+        <w:bidi w:val="0"/>
+        <w:ind w:firstLine="850"/>
+        <w:jc w:val="left"/>
+        <w:rPr/>
+      </w:pPr>
+      <w:r>
+        <w:rPr/>
+        <w:t xml:space="preserve">The test results are summarized in Table </w:t>
+      </w:r>
+      <w:r>
+        <w:rPr/>
+        <w:t>3</w:t>
+      </w:r>
+      <w:r>
+        <w:rPr/>
+        <w:t>.</w:t>
+      </w:r>
+    </w:p>
+    <w:p>
+      <w:pPr>
+        <w:pStyle w:val="Normal"/>
+        <w:bidi w:val="0"/>
+        <w:ind w:firstLine="850"/>
+        <w:jc w:val="left"/>
+        <w:rPr/>
+      </w:pPr>
+      <w:r>
+        <w:rPr/>
+      </w:r>
+    </w:p>
+    <w:tbl>
+      <w:tblPr>
+        <w:tblW w:w="5000" w:type="pct"/>
+        <w:jc w:val="left"/>
+        <w:tblInd w:w="0" w:type="dxa"/>
+        <w:tblLayout w:type="fixed"/>
+        <w:tblCellMar>
+          <w:top w:w="0" w:type="dxa"/>
+          <w:left w:w="0" w:type="dxa"/>
+          <w:bottom w:w="0" w:type="dxa"/>
+          <w:right w:w="0" w:type="dxa"/>
+        </w:tblCellMar>
+      </w:tblPr>
+      <w:tblGrid>
+        <w:gridCol w:w="4535"/>
+        <w:gridCol w:w="4536"/>
+      </w:tblGrid>
+      <w:tr>
+        <w:trPr/>
+        <w:tc>
+          <w:tcPr>
+            <w:tcW w:w="4535" w:type="dxa"/>
+            <w:tcBorders>
+              <w:top w:val="single" w:sz="6" w:space="0" w:color="666666"/>
+              <w:left w:val="single" w:sz="6" w:space="0" w:color="666666"/>
+              <w:bottom w:val="single" w:sz="6" w:space="0" w:color="666666"/>
+              <w:right w:val="single" w:sz="6" w:space="0" w:color="666666"/>
+            </w:tcBorders>
+            <w:shd w:fill="B2B2B2" w:val="clear"/>
+          </w:tcPr>
+          <w:p>
+            <w:pPr>
+              <w:pStyle w:val="TableContents"/>
+              <w:keepNext w:val="true"/>
+              <w:spacing w:before="120" w:after="120"/>
+              <w:jc w:val="center"/>
+              <w:rPr>
+                <w:rFonts w:ascii="Times New Roman" w:hAnsi="Times New Roman"/>
+                <w:b w:val="false"/>
+                <w:bCs w:val="false"/>
+                <w:i w:val="false"/>
+                <w:i w:val="false"/>
+                <w:iCs w:val="false"/>
+                <w:strike w:val="false"/>
+                <w:dstrike w:val="false"/>
+                <w:outline w:val="false"/>
+                <w:shadow w:val="false"/>
+                <w:color w:val="000000"/>
+                <w:sz w:val="24"/>
+                <w:szCs w:val="24"/>
+                <w:u w:val="none"/>
+              </w:rPr>
+            </w:pPr>
+            <w:r>
+              <w:rPr>
+                <w:rFonts w:ascii="Times New Roman" w:hAnsi="Times New Roman"/>
+                <w:b w:val="false"/>
+                <w:bCs w:val="false"/>
+                <w:i w:val="false"/>
+                <w:iCs w:val="false"/>
+                <w:strike w:val="false"/>
+                <w:dstrike w:val="false"/>
+                <w:outline w:val="false"/>
+                <w:shadow w:val="false"/>
+                <w:color w:val="000000"/>
+                <w:sz w:val="24"/>
+                <w:szCs w:val="24"/>
+                <w:u w:val="none"/>
+              </w:rPr>
+              <w:t>Test group</w:t>
+            </w:r>
+          </w:p>
+        </w:tc>
+        <w:tc>
+          <w:tcPr>
+            <w:tcW w:w="4536" w:type="dxa"/>
+            <w:tcBorders>
+              <w:top w:val="single" w:sz="6" w:space="0" w:color="666666"/>
+              <w:left w:val="single" w:sz="6" w:space="0" w:color="666666"/>
+              <w:bottom w:val="single" w:sz="6" w:space="0" w:color="666666"/>
+              <w:right w:val="single" w:sz="6" w:space="0" w:color="666666"/>
+            </w:tcBorders>
+            <w:shd w:fill="B2B2B2" w:val="clear"/>
+          </w:tcPr>
+          <w:p>
+            <w:pPr>
+              <w:pStyle w:val="TableContents"/>
+              <w:spacing w:before="120" w:after="120"/>
+              <w:jc w:val="center"/>
+              <w:rPr>
+                <w:rFonts w:ascii="Times New Roman" w:hAnsi="Times New Roman"/>
+                <w:b w:val="false"/>
+                <w:bCs w:val="false"/>
+                <w:i w:val="false"/>
+                <w:i w:val="false"/>
+                <w:iCs w:val="false"/>
+                <w:strike w:val="false"/>
+                <w:dstrike w:val="false"/>
+                <w:outline w:val="false"/>
+                <w:shadow w:val="false"/>
+                <w:color w:val="000000"/>
+                <w:sz w:val="24"/>
+                <w:szCs w:val="24"/>
+                <w:u w:val="none"/>
+              </w:rPr>
+            </w:pPr>
+            <w:r>
+              <w:rPr>
+                <w:rFonts w:ascii="Times New Roman" w:hAnsi="Times New Roman"/>
+                <w:b w:val="false"/>
+                <w:bCs w:val="false"/>
+                <w:i w:val="false"/>
+                <w:iCs w:val="false"/>
+                <w:strike w:val="false"/>
+                <w:dstrike w:val="false"/>
+                <w:outline w:val="false"/>
+                <w:shadow w:val="false"/>
+                <w:color w:val="000000"/>
+                <w:sz w:val="24"/>
+                <w:szCs w:val="24"/>
+                <w:u w:val="none"/>
+              </w:rPr>
+              <w:t>Result</w:t>
+            </w:r>
+          </w:p>
+        </w:tc>
+      </w:tr>
+      <w:tr>
+        <w:trPr/>
+        <w:tc>
+          <w:tcPr>
+            <w:tcW w:w="4535" w:type="dxa"/>
+            <w:tcBorders>
+              <w:left w:val="single" w:sz="6" w:space="0" w:color="666666"/>
+              <w:bottom w:val="single" w:sz="6" w:space="0" w:color="666666"/>
+              <w:right w:val="single" w:sz="6" w:space="0" w:color="666666"/>
+            </w:tcBorders>
+          </w:tcPr>
+          <w:p>
+            <w:pPr>
+              <w:pStyle w:val="TableContents"/>
+              <w:keepNext w:val="true"/>
+              <w:spacing w:before="120" w:after="120"/>
+              <w:jc w:val="center"/>
+              <w:rPr>
+                <w:rFonts w:ascii="Times New Roman" w:hAnsi="Times New Roman"/>
+                <w:b w:val="false"/>
+                <w:bCs w:val="false"/>
+                <w:i w:val="false"/>
+                <w:i w:val="false"/>
+                <w:iCs w:val="false"/>
+                <w:strike w:val="false"/>
+                <w:dstrike w:val="false"/>
+                <w:outline w:val="false"/>
+                <w:shadow w:val="false"/>
+                <w:color w:val="000000"/>
+                <w:sz w:val="24"/>
+                <w:szCs w:val="24"/>
+                <w:u w:val="none"/>
+              </w:rPr>
+            </w:pPr>
+            <w:r>
+              <w:rPr>
+                <w:rFonts w:ascii="Times New Roman" w:hAnsi="Times New Roman"/>
+                <w:b w:val="false"/>
+                <w:bCs w:val="false"/>
+                <w:i w:val="false"/>
+                <w:iCs w:val="false"/>
+                <w:strike w:val="false"/>
+                <w:dstrike w:val="false"/>
+                <w:outline w:val="false"/>
+                <w:shadow w:val="false"/>
+                <w:color w:val="000000"/>
+                <w:sz w:val="24"/>
+                <w:szCs w:val="24"/>
+                <w:u w:val="none"/>
+              </w:rPr>
+              <w:t>Java task executor</w:t>
+            </w:r>
+          </w:p>
+        </w:tc>
+        <w:tc>
+          <w:tcPr>
+            <w:tcW w:w="4536" w:type="dxa"/>
+            <w:tcBorders>
+              <w:left w:val="single" w:sz="6" w:space="0" w:color="666666"/>
+              <w:bottom w:val="single" w:sz="6" w:space="0" w:color="666666"/>
+              <w:right w:val="single" w:sz="6" w:space="0" w:color="666666"/>
+            </w:tcBorders>
+          </w:tcPr>
+          <w:p>
+            <w:pPr>
+              <w:pStyle w:val="TableContents"/>
+              <w:spacing w:before="120" w:after="120"/>
+              <w:jc w:val="center"/>
+              <w:rPr>
+                <w:rFonts w:ascii="Times New Roman" w:hAnsi="Times New Roman"/>
+                <w:b w:val="false"/>
+                <w:bCs w:val="false"/>
+                <w:i w:val="false"/>
+                <w:i w:val="false"/>
+                <w:iCs w:val="false"/>
+                <w:strike w:val="false"/>
+                <w:dstrike w:val="false"/>
+                <w:outline w:val="false"/>
+                <w:shadow w:val="false"/>
+                <w:color w:val="000000"/>
+                <w:sz w:val="24"/>
+                <w:szCs w:val="24"/>
+                <w:u w:val="none"/>
+              </w:rPr>
+            </w:pPr>
+            <w:r>
+              <w:rPr>
+                <w:rFonts w:ascii="Times New Roman" w:hAnsi="Times New Roman"/>
+                <w:b w:val="false"/>
+                <w:bCs w:val="false"/>
+                <w:i w:val="false"/>
+                <w:iCs w:val="false"/>
+                <w:strike w:val="false"/>
+                <w:dstrike w:val="false"/>
+                <w:outline w:val="false"/>
+                <w:shadow w:val="false"/>
+                <w:color w:val="000000"/>
+                <w:sz w:val="24"/>
+                <w:szCs w:val="24"/>
+                <w:u w:val="none"/>
+              </w:rPr>
+              <w:t>7 active tests passed</w:t>
+            </w:r>
+          </w:p>
+        </w:tc>
+      </w:tr>
+      <w:tr>
+        <w:trPr/>
+        <w:tc>
+          <w:tcPr>
+            <w:tcW w:w="4535" w:type="dxa"/>
+            <w:tcBorders>
+              <w:left w:val="single" w:sz="6" w:space="0" w:color="666666"/>
+              <w:bottom w:val="single" w:sz="6" w:space="0" w:color="666666"/>
+              <w:right w:val="single" w:sz="6" w:space="0" w:color="666666"/>
+            </w:tcBorders>
+          </w:tcPr>
+          <w:p>
+            <w:pPr>
+              <w:pStyle w:val="TableContents"/>
+              <w:keepNext w:val="true"/>
+              <w:spacing w:before="120" w:after="120"/>
+              <w:jc w:val="center"/>
+              <w:rPr>
+                <w:rFonts w:ascii="Times New Roman" w:hAnsi="Times New Roman"/>
+                <w:b w:val="false"/>
+                <w:bCs w:val="false"/>
+                <w:i w:val="false"/>
+                <w:i w:val="false"/>
+                <w:iCs w:val="false"/>
+                <w:strike w:val="false"/>
+                <w:dstrike w:val="false"/>
+                <w:outline w:val="false"/>
+                <w:shadow w:val="false"/>
+                <w:color w:val="000000"/>
+                <w:sz w:val="24"/>
+                <w:szCs w:val="24"/>
+                <w:u w:val="none"/>
+              </w:rPr>
+            </w:pPr>
+            <w:r>
+              <w:rPr>
+                <w:rFonts w:ascii="Times New Roman" w:hAnsi="Times New Roman"/>
+                <w:b w:val="false"/>
+                <w:bCs w:val="false"/>
+                <w:i w:val="false"/>
+                <w:iCs w:val="false"/>
+                <w:strike w:val="false"/>
+                <w:dstrike w:val="false"/>
+                <w:outline w:val="false"/>
+                <w:shadow w:val="false"/>
+                <w:color w:val="000000"/>
+                <w:sz w:val="24"/>
+                <w:szCs w:val="24"/>
+                <w:u w:val="none"/>
+              </w:rPr>
+              <w:t>Database integration</w:t>
+            </w:r>
+          </w:p>
+        </w:tc>
+        <w:tc>
+          <w:tcPr>
+            <w:tcW w:w="4536" w:type="dxa"/>
+            <w:tcBorders>
+              <w:left w:val="single" w:sz="6" w:space="0" w:color="666666"/>
+              <w:bottom w:val="single" w:sz="6" w:space="0" w:color="666666"/>
+              <w:right w:val="single" w:sz="6" w:space="0" w:color="666666"/>
+            </w:tcBorders>
+          </w:tcPr>
+          <w:p>
+            <w:pPr>
+              <w:pStyle w:val="TableContents"/>
+              <w:spacing w:before="120" w:after="120"/>
+              <w:jc w:val="center"/>
+              <w:rPr>
+                <w:rFonts w:ascii="Times New Roman" w:hAnsi="Times New Roman"/>
+                <w:b w:val="false"/>
+                <w:bCs w:val="false"/>
+                <w:i w:val="false"/>
+                <w:i w:val="false"/>
+                <w:iCs w:val="false"/>
+                <w:strike w:val="false"/>
+                <w:dstrike w:val="false"/>
+                <w:outline w:val="false"/>
+                <w:shadow w:val="false"/>
+                <w:color w:val="000000"/>
+                <w:sz w:val="24"/>
+                <w:szCs w:val="24"/>
+                <w:u w:val="none"/>
+              </w:rPr>
+            </w:pPr>
+            <w:r>
+              <w:rPr>
+                <w:rFonts w:ascii="Times New Roman" w:hAnsi="Times New Roman"/>
+                <w:b w:val="false"/>
+                <w:bCs w:val="false"/>
+                <w:i w:val="false"/>
+                <w:iCs w:val="false"/>
+                <w:strike w:val="false"/>
+                <w:dstrike w:val="false"/>
+                <w:outline w:val="false"/>
+                <w:shadow w:val="false"/>
+                <w:color w:val="000000"/>
+                <w:sz w:val="24"/>
+                <w:szCs w:val="24"/>
+                <w:u w:val="none"/>
+              </w:rPr>
+              <w:t>1 opt-in test skipped</w:t>
+            </w:r>
+          </w:p>
+        </w:tc>
+      </w:tr>
+      <w:tr>
+        <w:trPr/>
+        <w:tc>
+          <w:tcPr>
+            <w:tcW w:w="4535" w:type="dxa"/>
+            <w:tcBorders>
+              <w:top w:val="single" w:sz="6" w:space="0" w:color="666666"/>
+              <w:left w:val="single" w:sz="6" w:space="0" w:color="666666"/>
+              <w:bottom w:val="single" w:sz="6" w:space="0" w:color="666666"/>
+              <w:right w:val="single" w:sz="6" w:space="0" w:color="666666"/>
+            </w:tcBorders>
+          </w:tcPr>
+          <w:p>
+            <w:pPr>
+              <w:pStyle w:val="TableContents"/>
+              <w:keepNext w:val="true"/>
+              <w:spacing w:before="120" w:after="120"/>
+              <w:jc w:val="center"/>
+              <w:rPr>
+                <w:rFonts w:ascii="Times New Roman" w:hAnsi="Times New Roman"/>
+                <w:b w:val="false"/>
+                <w:bCs w:val="false"/>
+                <w:i w:val="false"/>
+                <w:i w:val="false"/>
+                <w:iCs w:val="false"/>
+                <w:strike w:val="false"/>
+                <w:dstrike w:val="false"/>
+                <w:outline w:val="false"/>
+                <w:shadow w:val="false"/>
+                <w:color w:val="000000"/>
+                <w:sz w:val="24"/>
+                <w:szCs w:val="24"/>
+                <w:u w:val="none"/>
+              </w:rPr>
+            </w:pPr>
+            <w:r>
+              <w:rPr>
+                <w:rFonts w:ascii="Times New Roman" w:hAnsi="Times New Roman"/>
+                <w:b w:val="false"/>
+                <w:bCs w:val="false"/>
+                <w:i w:val="false"/>
+                <w:iCs w:val="false"/>
+                <w:strike w:val="false"/>
+                <w:dstrike w:val="false"/>
+                <w:outline w:val="false"/>
+                <w:shadow w:val="false"/>
+                <w:color w:val="000000"/>
+                <w:sz w:val="24"/>
+                <w:szCs w:val="24"/>
+                <w:u w:val="none"/>
+              </w:rPr>
+              <w:t>Python task modules</w:t>
+            </w:r>
+          </w:p>
+        </w:tc>
+        <w:tc>
+          <w:tcPr>
+            <w:tcW w:w="4536" w:type="dxa"/>
+            <w:tcBorders>
+              <w:top w:val="single" w:sz="6" w:space="0" w:color="666666"/>
+              <w:left w:val="single" w:sz="6" w:space="0" w:color="666666"/>
+              <w:bottom w:val="single" w:sz="6" w:space="0" w:color="666666"/>
+              <w:right w:val="single" w:sz="6" w:space="0" w:color="666666"/>
+            </w:tcBorders>
+          </w:tcPr>
+          <w:p>
+            <w:pPr>
+              <w:pStyle w:val="TableContents"/>
+              <w:spacing w:before="120" w:after="120"/>
+              <w:jc w:val="center"/>
+              <w:rPr>
+                <w:rFonts w:ascii="Times New Roman" w:hAnsi="Times New Roman"/>
+                <w:b w:val="false"/>
+                <w:bCs w:val="false"/>
+                <w:i w:val="false"/>
+                <w:i w:val="false"/>
+                <w:iCs w:val="false"/>
+                <w:strike w:val="false"/>
+                <w:dstrike w:val="false"/>
+                <w:outline w:val="false"/>
+                <w:shadow w:val="false"/>
+                <w:color w:val="000000"/>
+                <w:sz w:val="24"/>
+                <w:szCs w:val="24"/>
+                <w:u w:val="none"/>
+              </w:rPr>
+            </w:pPr>
+            <w:r>
+              <w:rPr>
+                <w:rFonts w:ascii="Times New Roman" w:hAnsi="Times New Roman"/>
+                <w:b w:val="false"/>
+                <w:bCs w:val="false"/>
+                <w:i w:val="false"/>
+                <w:iCs w:val="false"/>
+                <w:strike w:val="false"/>
+                <w:dstrike w:val="false"/>
+                <w:outline w:val="false"/>
+                <w:shadow w:val="false"/>
+                <w:color w:val="000000"/>
+                <w:sz w:val="24"/>
+                <w:szCs w:val="24"/>
+                <w:u w:val="none"/>
+              </w:rPr>
+              <w:t>7 tests passed</w:t>
+            </w:r>
+          </w:p>
+        </w:tc>
+      </w:tr>
+    </w:tbl>
+    <w:p>
+      <w:pPr>
+        <w:pStyle w:val="Table"/>
+        <w:rPr/>
+      </w:pPr>
+      <w:r>
+        <w:rPr/>
+        <w:t xml:space="preserve">Table </w:t>
+      </w:r>
+      <w:r>
+        <w:rPr/>
+        <w:fldChar w:fldCharType="begin"/>
+      </w:r>
+      <w:r>
+        <w:rPr/>
+        <w:instrText xml:space="preserve"> SEQ Table \* ARABIC </w:instrText>
+      </w:r>
+      <w:r>
+        <w:rPr/>
+        <w:fldChar w:fldCharType="separate"/>
+      </w:r>
+      <w:r>
+        <w:rPr/>
+        <w:t>3</w:t>
+      </w:r>
+      <w:r>
+        <w:rPr/>
+        <w:fldChar w:fldCharType="end"/>
+      </w:r>
+      <w:r>
+        <w:rPr/>
+        <w:t>: Automated test results.</w:t>
+      </w:r>
+    </w:p>
+    <w:p>
+      <w:pPr>
+        <w:pStyle w:val="Normal"/>
+        <w:bidi w:val="0"/>
+        <w:ind w:firstLine="850"/>
+        <w:jc w:val="left"/>
+        <w:rPr/>
+      </w:pPr>
+      <w:r>
+        <w:rPr/>
+        <w:t>These results support the functional demonstration by showing that the core execution logic behaves correctly in isolated tests. The skipped database integration test does not indicate a failed test; it is intentionally disabled unless the database integration test environment is explicitly enabled.</w:t>
+      </w:r>
+    </w:p>
+    <w:p>
+      <w:pPr>
+        <w:pStyle w:val="Heading1"/>
+        <w:jc w:val="left"/>
+        <w:rPr/>
+      </w:pPr>
+      <w:r>
+        <w:rPr/>
+        <w:t>6. DISCUSSION</w:t>
+      </w:r>
+    </w:p>
+    <w:p>
+      <w:pPr>
+        <w:pStyle w:val="Normal"/>
+        <w:bidi w:val="0"/>
+        <w:ind w:firstLine="850"/>
+        <w:jc w:val="left"/>
+        <w:rPr/>
+      </w:pPr>
+      <w:r>
+        <w:rPr/>
+        <w:t>This chapter discusses the strengths and limitations of the implemented system. The demonstration in Chapter 5 shows that the system satisfies its main functional goal: tasks can be stored persistently, scheduled by a coordinator agent, assigned through JADE ACL messages, executed by executor agents, and inspected through both database records and the web dashboard. At the same time, the implementation intentionally remains limited in scope, because the goal of the thesis is to demonstrate a clear multi-agent scheduling workflow rather than build a production-grade distributed scheduler.</w:t>
+      </w:r>
+    </w:p>
+    <w:p>
+      <w:pPr>
+        <w:pStyle w:val="Heading1"/>
+        <w:jc w:val="left"/>
+        <w:rPr/>
+      </w:pPr>
+      <w:r>
+        <w:rPr/>
+        <w:t>6.1. Strengths of the Implemented System</w:t>
+      </w:r>
+    </w:p>
+    <w:p>
+      <w:pPr>
+        <w:pStyle w:val="Normal"/>
+        <w:bidi w:val="0"/>
+        <w:ind w:firstLine="850"/>
+        <w:jc w:val="left"/>
+        <w:rPr/>
+      </w:pPr>
+      <w:r>
+        <w:rPr/>
+        <w:t>One strength of the system is the separation of scheduling and execution responsibilities. The coordinator agent does not execute task logic directly. Instead, it observes the queue, selects tasks, chooses an executor, and sends an assignment message. Executor agents are responsible for starting tasks, running task logic, and recording results. This separation makes the agent roles clear and supports the main multi-agent concept demonstrated by the project.</w:t>
+      </w:r>
+    </w:p>
+    <w:p>
+      <w:pPr>
+        <w:pStyle w:val="Normal"/>
+        <w:bidi w:val="0"/>
+        <w:ind w:firstLine="850"/>
+        <w:jc w:val="left"/>
+        <w:rPr/>
+      </w:pPr>
+      <w:r>
+        <w:rPr/>
+        <w:t>Another strength is the use of PostgreSQL as the persistent source of truth. Task status, assignment, attempts, results, errors, and timestamps are stored in the database. This makes the system easier to inspect and recover after interruptions. The use of conditional database updates also protects important lifecycle transitions. For example, an executor can only start a task if the database confirms that the task is assigned to that executor.</w:t>
+      </w:r>
+    </w:p>
+    <w:p>
+      <w:pPr>
+        <w:pStyle w:val="Normal"/>
+        <w:bidi w:val="0"/>
+        <w:ind w:firstLine="850"/>
+        <w:jc w:val="left"/>
+        <w:rPr/>
+      </w:pPr>
+      <w:r>
+        <w:rPr/>
+        <w:t>The system also supports traceability through lifecycle events. The task_events table records important status changes such as creation, assignment, execution start, completion, retry scheduling, recovery, failure, and cancellation. This makes the system more transparent because the final task status is not the only available information. A user can inspect how the task reached that status.</w:t>
+      </w:r>
+    </w:p>
+    <w:p>
+      <w:pPr>
+        <w:pStyle w:val="Normal"/>
+        <w:bidi w:val="0"/>
+        <w:ind w:firstLine="850"/>
+        <w:jc w:val="left"/>
+        <w:rPr/>
+      </w:pPr>
+      <w:r>
+        <w:rPr/>
+        <w:t>A further strength is that the execution layer supports both Java-native and Python-backed task types. This shows that the executor agent can coordinate different execution mechanisms while keeping a common task lifecycle. The Python bridge is simple, but it demonstrates how the system can call task logic implemented outside the Java agent layer.</w:t>
+      </w:r>
+    </w:p>
+    <w:p>
+      <w:pPr>
+        <w:pStyle w:val="Normal"/>
+        <w:bidi w:val="0"/>
+        <w:ind w:firstLine="850"/>
+        <w:jc w:val="left"/>
+        <w:rPr/>
+      </w:pPr>
+      <w:r>
+        <w:rPr/>
+        <w:t>The web dashboard improves demonstrability. It allows a user to observe task counts, executor workload, lifecycle events, task results, and task details without manually querying PostgreSQL. This is useful for explaining and presenting the system because the behaviour of the agents becomes visible while the agents are running.</w:t>
+      </w:r>
+    </w:p>
+    <w:p>
+      <w:pPr>
+        <w:pStyle w:val="Heading1"/>
+        <w:jc w:val="left"/>
+        <w:rPr/>
+      </w:pPr>
+      <w:r>
+        <w:rPr/>
+        <w:t>6.2. Limitations</w:t>
+      </w:r>
+    </w:p>
+    <w:p>
+      <w:pPr>
+        <w:pStyle w:val="Normal"/>
+        <w:bidi w:val="0"/>
+        <w:ind w:firstLine="850"/>
+        <w:jc w:val="left"/>
+        <w:rPr/>
+      </w:pPr>
+      <w:r>
+        <w:rPr/>
+        <w:t>The c</w:t>
+      </w:r>
+      <w:r>
+        <w:rPr/>
+        <w:t>u</w:t>
+      </w:r>
+      <w:r>
+        <w:rPr/>
+        <w:t>rrent scheduling strategy is intentionally simple. The coordinator selects the first pending task according to priority and creation time, then assigns it to the executor with the lowest number of active tasks. This demonstrates load-aware scheduling, but it does not estimate task duration, task complexity, executor speed, deadlines, or resource requirements. Therefore, it may not produce optimal results for heterogeneous or long-running workloads.</w:t>
+      </w:r>
+    </w:p>
+    <w:p>
+      <w:pPr>
+        <w:pStyle w:val="Normal"/>
+        <w:bidi w:val="0"/>
+        <w:ind w:firstLine="850"/>
+        <w:jc w:val="left"/>
+        <w:rPr/>
+      </w:pPr>
+      <w:r>
+        <w:rPr/>
+        <w:t>The system also uses a centralized coordinator. This makes the design easier to understand and demonstrate, but it creates a single scheduling point. If the coordinator is not running, new pending tasks will not be assigned. Executor agents can complete tasks already assigned to them, but the system depends on the coordinator for scheduling new work and recovering stale active tasks.</w:t>
+      </w:r>
+    </w:p>
+    <w:p>
+      <w:pPr>
+        <w:pStyle w:val="Normal"/>
+        <w:bidi w:val="0"/>
+        <w:ind w:firstLine="850"/>
+        <w:jc w:val="left"/>
+        <w:rPr/>
+      </w:pPr>
+      <w:r>
+        <w:rPr/>
+        <w:t>Another limitation is that executor agents are configured manually. The current implementation does not use the JADE Directory Facilitator for dynamic discovery of available executors. As a result, the coordinator receives executor names through startup arguments. This is acceptable for the local demonstration, but a larger multi-agent system would benefit from dynamic registration and discovery.</w:t>
+      </w:r>
+    </w:p>
+    <w:p>
+      <w:pPr>
+        <w:pStyle w:val="Normal"/>
+        <w:bidi w:val="0"/>
+        <w:ind w:firstLine="850"/>
+        <w:jc w:val="left"/>
+        <w:rPr/>
+      </w:pPr>
+      <w:r>
+        <w:rPr/>
+        <w:t>The implementation focuses on independent tasks. It does not support task dependencies, workflows, or tasks that require the output of previous tasks. This keeps the lifecycle clear, but it limits the types of workloads that can be represented. More complex scheduling problems would require dependency tracking and additional lifecycle rules.</w:t>
+      </w:r>
+    </w:p>
+    <w:p>
+      <w:pPr>
+        <w:pStyle w:val="Normal"/>
+        <w:bidi w:val="0"/>
+        <w:ind w:firstLine="850"/>
+        <w:jc w:val="left"/>
+        <w:rPr/>
+      </w:pPr>
+      <w:r>
+        <w:rPr/>
+        <w:t>The system is also demonstrated in a local environment. It does not currently evaluate behaviour across multiple physical machines or distributed JADE containers. The current implementation is therefore better understood as a local multi-agent prototype rather than a fully distributed deployment.</w:t>
+      </w:r>
+    </w:p>
+    <w:p>
+      <w:pPr>
+        <w:pStyle w:val="Normal"/>
+        <w:bidi w:val="0"/>
+        <w:ind w:firstLine="850"/>
+        <w:jc w:val="left"/>
+        <w:rPr/>
+      </w:pPr>
+      <w:r>
+        <w:rPr/>
+        <w:t>Finally, the failure handling mechanism is functional but limited. Failed tasks are retried according to a maximum attempt count, and stale active tasks can be recovered. However, the system does not classify failure causes, apply exponential backoff, notify users, or choose a different executor based on previous failures.</w:t>
+      </w:r>
+    </w:p>
+    <w:p>
+      <w:pPr>
+        <w:pStyle w:val="Heading1"/>
+        <w:jc w:val="left"/>
+        <w:rPr/>
+      </w:pPr>
+      <w:r>
+        <w:rPr/>
+        <w:t>6.3. Possible Future Improvements</w:t>
+      </w:r>
+    </w:p>
+    <w:p>
+      <w:pPr>
+        <w:pStyle w:val="Normal"/>
+        <w:bidi w:val="0"/>
+        <w:ind w:firstLine="850"/>
+        <w:jc w:val="left"/>
+        <w:rPr/>
+      </w:pPr>
+      <w:r>
+        <w:rPr/>
+        <w:t>A natural future improvement is dynamic executor discovery through the JADE Directory Facilitator. Executor agents could register their capabilities, and the coordinator could discover available executors at runtime instead of receiving fixed names at startup. This would make the system more flexible and closer to a dynamic multi-agent architecture.</w:t>
+      </w:r>
+    </w:p>
+    <w:p>
+      <w:pPr>
+        <w:pStyle w:val="Normal"/>
+        <w:bidi w:val="0"/>
+        <w:ind w:firstLine="850"/>
+        <w:jc w:val="left"/>
+        <w:rPr/>
+      </w:pPr>
+      <w:r>
+        <w:rPr/>
+        <w:t>Another improvement would be capability-aware scheduling. At the moment, all configured executors are treated as equivalent. In a more advanced version, executors could advertise which task types they support, their current capacity, or their preferred runtime. The coordinator could then assign tasks based not only on load, but also on executor capability.</w:t>
+      </w:r>
+    </w:p>
+    <w:p>
+      <w:pPr>
+        <w:pStyle w:val="Normal"/>
+        <w:bidi w:val="0"/>
+        <w:ind w:firstLine="850"/>
+        <w:jc w:val="left"/>
+        <w:rPr/>
+      </w:pPr>
+      <w:r>
+        <w:rPr/>
+        <w:t>The scheduling strategy could also be extended. Possible extensions include deadline-aware scheduling, task-duration estimation, priority aging, weighted executor selection, and historical performance tracking. These strategies would make the scheduler more suitable for realistic workloads where tasks differ in cost and urgency.</w:t>
+      </w:r>
+    </w:p>
+    <w:p>
+      <w:pPr>
+        <w:pStyle w:val="Normal"/>
+        <w:bidi w:val="0"/>
+        <w:ind w:firstLine="850"/>
+        <w:jc w:val="left"/>
+        <w:rPr/>
+      </w:pPr>
+      <w:r>
+        <w:rPr/>
+        <w:t>The task model could be expanded to support dependencies between tasks. This would allow the system to represent workflows in which one task can start only after another task has completed. Such a feature would require additional dependency tables, dependency-aware scheduling, and new lifecycle rules for blocked or waiting tasks.</w:t>
+      </w:r>
+    </w:p>
+    <w:p>
+      <w:pPr>
+        <w:pStyle w:val="Normal"/>
+        <w:bidi w:val="0"/>
+        <w:ind w:firstLine="850"/>
+        <w:jc w:val="left"/>
+        <w:rPr/>
+      </w:pPr>
+      <w:r>
+        <w:rPr/>
+      </w:r>
+    </w:p>
+    <w:p>
+      <w:pPr>
+        <w:pStyle w:val="Normal"/>
+        <w:bidi w:val="0"/>
+        <w:ind w:firstLine="850"/>
+        <w:jc w:val="left"/>
+        <w:rPr/>
+      </w:pPr>
+      <w:r>
+        <w:rPr/>
+        <w:t>The monitoring layer could also be improved. The current web dashboard is useful for demonstration, but it could be extended with real-time updates, charts, executor status indicators, retry history, and clearer filtering of lifecycle events. This would make the system easier to operate and analyze.</w:t>
+      </w:r>
+    </w:p>
+    <w:p>
+      <w:pPr>
+        <w:pStyle w:val="Normal"/>
+        <w:bidi w:val="0"/>
+        <w:ind w:firstLine="850"/>
+        <w:jc w:val="left"/>
+        <w:rPr/>
+      </w:pPr>
+      <w:r>
+        <w:rPr/>
+        <w:t>Finally, the deployment model could be expanded beyond the local demonstration. Running JADE containers and executors on different machines would allow the system to demonstrate a more distributed architecture. This would require additional configuration, network setup, and testing, but it would better show how multi-agent systems can coordinate work across separate execution environments.</w:t>
       </w:r>
       <w:r>
         <w:br w:type="page"/>
@@ -3517,16 +6803,16 @@
           <w:lang w:val="en-US"/>
         </w:rPr>
       </w:pPr>
-      <w:bookmarkStart w:id="15" w:name="__RefHeading___Toc386_1229224459"/>
-      <w:bookmarkStart w:id="16" w:name="_Toc24600"/>
-      <w:bookmarkEnd w:id="15"/>
+      <w:bookmarkStart w:id="28" w:name="__RefHeading___Toc386_1229224459"/>
+      <w:bookmarkStart w:id="29" w:name="_Toc24600"/>
+      <w:bookmarkEnd w:id="28"/>
       <w:r>
         <w:rPr>
           <w:lang w:val="en-US"/>
         </w:rPr>
         <w:t>SOURCES</w:t>
       </w:r>
-      <w:bookmarkEnd w:id="16"/>
+      <w:bookmarkEnd w:id="29"/>
     </w:p>
     <w:p>
       <w:pPr>
@@ -3575,7 +6861,7 @@
         <w:rPr/>
         <w:t xml:space="preserve">[4] PostgreSQL Global Development Group, “Transactions,” PostgreSQL 16 Documentation. [Online]. Available: </w:t>
       </w:r>
-      <w:hyperlink r:id="rId8">
+      <w:hyperlink r:id="rId12">
         <w:r>
           <w:rPr>
             <w:rStyle w:val="Hyperlink"/>
@@ -3647,7 +6933,7 @@
         <w:rPr/>
         <w:t xml:space="preserve">[9] Telecom Italia / JADE, “Package jade.lang.acl,” JADE API Documentation. [Online]. Available: </w:t>
       </w:r>
-      <w:hyperlink r:id="rId9">
+      <w:hyperlink r:id="rId13">
         <w:r>
           <w:rPr>
             <w:rStyle w:val="Hyperlink"/>
@@ -3675,7 +6961,7 @@
         </w:rPr>
         <w:t xml:space="preserve">PostgreSQL 16 Documentation. [Online]. Available: </w:t>
       </w:r>
-      <w:hyperlink r:id="rId10">
+      <w:hyperlink r:id="rId14">
         <w:r>
           <w:rPr>
             <w:rStyle w:val="Hyperlink"/>
@@ -3693,6 +6979,114 @@
     </w:p>
     <w:p>
       <w:pPr>
+        <w:pStyle w:val="Normal"/>
+        <w:rPr/>
+      </w:pPr>
+      <w:r>
+        <w:rPr>
+          <w:lang w:val="en-US"/>
+        </w:rPr>
+        <w:t xml:space="preserve">[11] PostgreSQL JDBC Team, “Documentation,” PostgreSQL JDBC Driver. [Online]. Available: </w:t>
+      </w:r>
+      <w:hyperlink r:id="rId15">
+        <w:r>
+          <w:rPr>
+            <w:rStyle w:val="Hyperlink"/>
+            <w:lang w:val="en-US"/>
+          </w:rPr>
+          <w:t>https://jdbc.postgresql.org/documentation/</w:t>
+        </w:r>
+      </w:hyperlink>
+      <w:r>
+        <w:rPr>
+          <w:lang w:val="en-US"/>
+        </w:rPr>
+        <w:t>. Accessed: June 11, 2026.</w:t>
+      </w:r>
+    </w:p>
+    <w:p>
+      <w:pPr>
+        <w:pStyle w:val="Normal"/>
+        <w:rPr/>
+      </w:pPr>
+      <w:r>
+        <w:rPr>
+          <w:lang w:val="en-US"/>
+        </w:rPr>
+        <w:t xml:space="preserve">[12] SQLAlchemy, “Session Basics,” SQLAlchemy 2.0 Documentation. [Online]. Available: </w:t>
+      </w:r>
+      <w:hyperlink r:id="rId16">
+        <w:r>
+          <w:rPr>
+            <w:rStyle w:val="Hyperlink"/>
+            <w:lang w:val="en-US"/>
+          </w:rPr>
+          <w:t>https://docs.sqlalchemy.org/en/20/orm/session_basics.html</w:t>
+        </w:r>
+      </w:hyperlink>
+      <w:r>
+        <w:rPr>
+          <w:lang w:val="en-US"/>
+        </w:rPr>
+        <w:t>. Accessed: June 11, 2026.</w:t>
+      </w:r>
+    </w:p>
+    <w:p>
+      <w:pPr>
+        <w:pStyle w:val="Normal"/>
+        <w:rPr/>
+      </w:pPr>
+      <w:r>
+        <w:rPr>
+          <w:lang w:val="en-US"/>
+        </w:rPr>
+        <w:t xml:space="preserve">[13] S. Ramírez, “FastAPI,” FastAPI Documentation. [Online]. Available: </w:t>
+      </w:r>
+      <w:hyperlink r:id="rId17">
+        <w:r>
+          <w:rPr>
+            <w:rStyle w:val="Hyperlink"/>
+            <w:lang w:val="en-US"/>
+          </w:rPr>
+          <w:t>https://fastapi.tiangolo.com/</w:t>
+        </w:r>
+      </w:hyperlink>
+      <w:r>
+        <w:rPr>
+          <w:lang w:val="en-US"/>
+        </w:rPr>
+        <w:t>. Accessed: June 11, 2026.</w:t>
+      </w:r>
+    </w:p>
+    <w:p>
+      <w:pPr>
+        <w:pStyle w:val="Normal"/>
+        <w:rPr/>
+      </w:pPr>
+      <w:r>
+        <w:rPr>
+          <w:lang w:val="en-US"/>
+        </w:rPr>
+        <w:t xml:space="preserve">[14] S. Ramírez, “Templates,” FastAPI Documentation. [Online]. Available: </w:t>
+      </w:r>
+      <w:hyperlink r:id="rId18">
+        <w:r>
+          <w:rPr>
+            <w:rStyle w:val="Hyperlink"/>
+            <w:lang w:val="en-US"/>
+          </w:rPr>
+          <w:t>https://fastapi.tiangolo.com/advanced/templates/</w:t>
+        </w:r>
+      </w:hyperlink>
+      <w:r>
+        <w:rPr>
+          <w:lang w:val="en-US"/>
+        </w:rPr>
+        <w:t>. Accessed: June 11, 2026.</w:t>
+      </w:r>
+    </w:p>
+    <w:p>
+      <w:pPr>
         <w:pStyle w:val="Heading1"/>
         <w:bidi w:val="0"/>
         <w:spacing w:before="280" w:after="280"/>
@@ -3702,16 +7096,16 @@
           <w:lang w:val="en-US"/>
         </w:rPr>
       </w:pPr>
-      <w:bookmarkStart w:id="17" w:name="__RefHeading___Toc388_1229224459"/>
-      <w:bookmarkStart w:id="18" w:name="_Toc4865"/>
-      <w:bookmarkEnd w:id="17"/>
+      <w:bookmarkStart w:id="30" w:name="__RefHeading___Toc388_1229224459"/>
+      <w:bookmarkStart w:id="31" w:name="_Toc4865"/>
+      <w:bookmarkEnd w:id="30"/>
       <w:r>
         <w:rPr>
           <w:lang w:val="en-US"/>
         </w:rPr>
         <w:t>APPENDIX</w:t>
       </w:r>
-      <w:bookmarkEnd w:id="18"/>
+      <w:bookmarkEnd w:id="31"/>
     </w:p>
     <w:p>
       <w:pPr>
@@ -3731,7 +7125,7 @@
         </w:rPr>
         <w:t xml:space="preserve">Source code - </w:t>
       </w:r>
-      <w:hyperlink r:id="rId11">
+      <w:hyperlink r:id="rId19">
         <w:r>
           <w:rPr>
             <w:rStyle w:val="Hyperlink"/>
@@ -3742,9 +7136,9 @@
       </w:hyperlink>
     </w:p>
     <w:sectPr>
-      <w:footerReference w:type="even" r:id="rId12"/>
-      <w:footerReference w:type="default" r:id="rId13"/>
-      <w:footerReference w:type="first" r:id="rId14"/>
+      <w:footerReference w:type="even" r:id="rId20"/>
+      <w:footerReference w:type="default" r:id="rId21"/>
+      <w:footerReference w:type="first" r:id="rId22"/>
       <w:type w:val="nextPage"/>
       <w:pgSz w:w="11906" w:h="16838"/>
       <w:pgMar w:left="1701" w:right="1134" w:gutter="0" w:header="0" w:top="1417" w:footer="720" w:bottom="1417"/>
@@ -3787,7 +7181,7 @@
       <mc:AlternateContent>
         <mc:Choice Requires="wps">
           <w:drawing>
-            <wp:anchor behindDoc="1" distT="635" distB="0" distL="0" distR="0" simplePos="0" locked="0" layoutInCell="0" allowOverlap="1" relativeHeight="29">
+            <wp:anchor behindDoc="1" distT="635" distB="0" distL="0" distR="0" simplePos="0" locked="0" layoutInCell="0" allowOverlap="1" relativeHeight="53">
               <wp:simplePos x="0" y="0"/>
               <wp:positionH relativeFrom="margin">
                 <wp:align>right</wp:align>
@@ -3798,7 +7192,7 @@
               <wp:extent cx="1828800" cy="206375"/>
               <wp:effectExtent l="0" t="635" r="0" b="0"/>
               <wp:wrapNone/>
-              <wp:docPr id="6" name="Text Box 2"/>
+              <wp:docPr id="12" name="Text Box 2"/>
               <a:graphic xmlns:a="http://schemas.openxmlformats.org/drawingml/2006/main">
                 <a:graphicData uri="http://schemas.microsoft.com/office/word/2010/wordprocessingShape">
                   <wps:wsp>
@@ -3854,7 +7248,7 @@
                             <w:rPr>
                               <w:color w:val="000000"/>
                             </w:rPr>
-                            <w:t>14</w:t>
+                            <w:t>26</w:t>
                           </w:r>
                           <w:r>
                             <w:rPr>
@@ -3911,7 +7305,7 @@
                       <w:rPr>
                         <w:color w:val="000000"/>
                       </w:rPr>
-                      <w:t>14</w:t>
+                      <w:t>26</w:t>
                     </w:r>
                     <w:r>
                       <w:rPr>
@@ -3947,7 +7341,7 @@
       <mc:AlternateContent>
         <mc:Choice Requires="wps">
           <w:drawing>
-            <wp:anchor behindDoc="1" distT="635" distB="0" distL="0" distR="0" simplePos="0" locked="0" layoutInCell="0" allowOverlap="1" relativeHeight="29">
+            <wp:anchor behindDoc="1" distT="635" distB="0" distL="0" distR="0" simplePos="0" locked="0" layoutInCell="0" allowOverlap="1" relativeHeight="53">
               <wp:simplePos x="0" y="0"/>
               <wp:positionH relativeFrom="margin">
                 <wp:align>right</wp:align>
@@ -3958,7 +7352,7 @@
               <wp:extent cx="1828800" cy="206375"/>
               <wp:effectExtent l="0" t="635" r="0" b="0"/>
               <wp:wrapNone/>
-              <wp:docPr id="7" name="Text Box 2"/>
+              <wp:docPr id="13" name="Text Box 2"/>
               <a:graphic xmlns:a="http://schemas.openxmlformats.org/drawingml/2006/main">
                 <a:graphicData uri="http://schemas.microsoft.com/office/word/2010/wordprocessingShape">
                   <wps:wsp>
@@ -4014,7 +7408,7 @@
                             <w:rPr>
                               <w:color w:val="000000"/>
                             </w:rPr>
-                            <w:t>14</w:t>
+                            <w:t>26</w:t>
                           </w:r>
                           <w:r>
                             <w:rPr>
@@ -4071,7 +7465,7 @@
                       <w:rPr>
                         <w:color w:val="000000"/>
                       </w:rPr>
-                      <w:t>14</w:t>
+                      <w:t>26</w:t>
                     </w:r>
                     <w:r>
                       <w:rPr>
@@ -4643,7 +8037,7 @@
     <w:pPr>
       <w:widowControl/>
       <w:suppressAutoHyphens w:val="true"/>
-      <w:overflowPunct w:val="false"/>
+      <w:overflowPunct w:val="true"/>
       <w:bidi w:val="0"/>
       <w:spacing w:lineRule="auto" w:line="360" w:before="120" w:after="120"/>
       <w:jc w:val="left"/>
@@ -4712,7 +8106,7 @@
         <w:numId w:val="0"/>
       </w:numPr>
       <w:suppressAutoHyphens w:val="true"/>
-      <w:overflowPunct w:val="false"/>
+      <w:overflowPunct w:val="true"/>
       <w:bidi w:val="0"/>
       <w:spacing w:lineRule="auto" w:line="360" w:before="280" w:after="280"/>
       <w:jc w:val="center"/>
@@ -4736,7 +8130,7 @@
     <w:pPr>
       <w:widowControl/>
       <w:suppressAutoHyphens w:val="true"/>
-      <w:overflowPunct w:val="false"/>
+      <w:overflowPunct w:val="true"/>
       <w:bidi w:val="0"/>
       <w:spacing w:before="280" w:after="280"/>
       <w:jc w:val="left"/>
@@ -4991,7 +8385,7 @@
         <w:tab w:val="left" w:pos="14656" w:leader="none"/>
       </w:tabs>
       <w:suppressAutoHyphens w:val="true"/>
-      <w:overflowPunct w:val="false"/>
+      <w:overflowPunct w:val="true"/>
       <w:bidi w:val="0"/>
       <w:spacing w:before="0" w:after="0"/>
       <w:jc w:val="left"/>
@@ -5037,7 +8431,7 @@
     <w:pPr>
       <w:widowControl/>
       <w:suppressAutoHyphens w:val="true"/>
-      <w:overflowPunct w:val="false"/>
+      <w:overflowPunct w:val="true"/>
       <w:bidi w:val="0"/>
       <w:spacing w:before="0" w:after="0"/>
       <w:jc w:val="left"/>
@@ -5115,6 +8509,23 @@
       <w:bCs/>
       <w:sz w:val="32"/>
       <w:szCs w:val="32"/>
+    </w:rPr>
+  </w:style>
+  <w:style w:type="paragraph" w:styleId="Table">
+    <w:name w:val="Table"/>
+    <w:basedOn w:val="Caption"/>
+    <w:qFormat/>
+    <w:pPr/>
+    <w:rPr/>
+  </w:style>
+  <w:style w:type="paragraph" w:styleId="Comment">
+    <w:name w:val="Comment"/>
+    <w:basedOn w:val="Normal"/>
+    <w:qFormat/>
+    <w:pPr/>
+    <w:rPr>
+      <w:sz w:val="20"/>
+      <w:szCs w:val="20"/>
     </w:rPr>
   </w:style>
 </w:styles>
